--- a/README.docx
+++ b/README.docx
@@ -54,7 +54,7 @@
         <w:t xml:space="preserve">不含</w:t>
       </w:r>
       <w:r>
-        <w:t xml:space="preserve">：过程日志、跑批输出、实验运行目录、工具内部实现、会话记录。★ 那些留在过程仓（私有），不在这里。</w:t>
+        <w:t xml:space="preserve">：过程日志、跑批输出、实验运行目录、工具内部实现、会话记录。那些留在过程仓（私有），不在这里。</w:t>
       </w:r>
     </w:p>
     <w:p>
@@ -211,7 +211,7 @@
               <w:jc w:val="left"/>
             </w:pPr>
             <w:r>
-              <w:t xml:space="preserve">✅ 成稿</w:t>
+              <w:t xml:space="preserve">成稿</w:t>
             </w:r>
           </w:p>
         </w:tc>
@@ -279,7 +279,7 @@
               <w:jc w:val="left"/>
             </w:pPr>
             <w:r>
-              <w:t xml:space="preserve">✅ 可投（结论为</w:t>
+              <w:t xml:space="preserve">可投（结论为</w:t>
             </w:r>
             <w:r>
               <w:rPr>
@@ -354,7 +354,7 @@
               <w:jc w:val="left"/>
             </w:pPr>
             <w:r>
-              <w:t xml:space="preserve">✅ 整合稿</w:t>
+              <w:t xml:space="preserve">整合稿</w:t>
             </w:r>
           </w:p>
         </w:tc>
@@ -432,7 +432,7 @@
               <w:jc w:val="left"/>
             </w:pPr>
             <w:r>
-              <w:t xml:space="preserve">✅ 正文</w:t>
+              <w:t xml:space="preserve">正文</w:t>
             </w:r>
           </w:p>
         </w:tc>
@@ -502,7 +502,7 @@
               <w:t xml:space="preserve">只有缺口清单与预注册骨架</w:t>
             </w:r>
             <w:r>
-              <w:t xml:space="preserve">（3 项必补实验未做 ⇒ 不出空壳正文）</w:t>
+              <w:t xml:space="preserve">（3 项必补实验未做，不出空壳正文）</w:t>
             </w:r>
           </w:p>
         </w:tc>
@@ -513,12 +513,6 @@
         <w:pStyle w:val="BodyText"/>
       </w:pPr>
       <w:r>
-        <w:t xml:space="preserve">★</w:t>
-      </w:r>
-      <w:r>
-        <w:t xml:space="preserve"> </w:t>
-      </w:r>
-      <w:r>
         <w:rPr>
           <w:bCs/>
           <w:b/>
@@ -536,13 +530,7 @@
         <w:t xml:space="preserve">「合并的诱惑来自『材料都在手上』，不是来自『科学上该合』」</w:t>
       </w:r>
       <w:r>
-        <w:t xml:space="preserve">。</w:t>
-      </w:r>
-      <w:r>
-        <w:t xml:space="preserve"> </w:t>
-      </w:r>
-      <w:r>
-        <w:t xml:space="preserve">切分标准是</w:t>
+        <w:t xml:space="preserve">。切分标准是</w:t>
       </w:r>
       <w:r>
         <w:rPr>
@@ -597,12 +585,6 @@
       <w:pPr>
         <w:pStyle w:val="FirstParagraph"/>
       </w:pPr>
-      <w:r>
-        <w:t xml:space="preserve">★</w:t>
-      </w:r>
-      <w:r>
-        <w:t xml:space="preserve"> </w:t>
-      </w:r>
       <w:r>
         <w:rPr>
           <w:bCs/>
@@ -648,7 +630,7 @@
         <w:pStyle w:val="Heading2"/>
       </w:pPr>
       <w:r>
-        <w:t xml:space="preserve">★ 三条必须一起讲的限定</w:t>
+        <w:t xml:space="preserve">三条必须一起讲的限定</w:t>
       </w:r>
     </w:p>
     <w:p>
@@ -682,7 +664,7 @@
           <w:bCs/>
           <w:b/>
         </w:rPr>
-        <w:t xml:space="preserve">1 · 型号池静默下架 ⇒ 历史 dual 臂读数的分母是 4，不是 5</w:t>
+        <w:t xml:space="preserve">1 · 型号池静默下架，历史 dual 臂读数的分母是 4，不是 5</w:t>
       </w:r>
       <w:r>
         <w:t xml:space="preserve"> </w:t>
@@ -712,7 +694,7 @@
         <w:t xml:space="preserve"> </w:t>
       </w:r>
       <w:r>
-        <w:t xml:space="preserve">已 404 ⇒ 5 分支臂的第 5 支返空 ⇒ 被</w:t>
+        <w:t xml:space="preserve">已 404，5 分支臂的第 5 支返空，被</w:t>
       </w:r>
       <w:r>
         <w:t xml:space="preserve"> </w:t>
@@ -727,10 +709,7 @@
         <w:t xml:space="preserve"> </w:t>
       </w:r>
       <w:r>
-        <w:t xml:space="preserve">过滤 ⇒</w:t>
-      </w:r>
-      <w:r>
-        <w:t xml:space="preserve"> </w:t>
+        <w:t xml:space="preserve">过滤，</w:t>
       </w:r>
       <w:r>
         <w:rPr>
@@ -740,80 +719,141 @@
         <w:t xml:space="preserve">5 支静默变 4 支，表上看不出来</w:t>
       </w:r>
       <w:r>
+        <w:t xml:space="preserve">。晚间独立复核还查出</w:t>
+      </w:r>
+      <w:r>
+        <w:t xml:space="preserve"> </w:t>
+      </w:r>
+      <w:r>
+        <w:rPr>
+          <w:rStyle w:val="VerbatimChar"/>
+        </w:rPr>
+        <w:t xml:space="preserve">MiniMax-M2</w:t>
+      </w:r>
+      <w:r>
+        <w:t xml:space="preserve">（第 6 支）同为死型号，</w:t>
+      </w:r>
+      <w:r>
+        <w:rPr>
+          <w:bCs/>
+          <w:b/>
+        </w:rPr>
+        <w:t xml:space="preserve">任何声称用满 6 支的场合，读数都要先核支数是否真为 6</w:t>
+      </w:r>
+      <w:r>
+        <w:t xml:space="preserve">。历史对照值</w:t>
+      </w:r>
+      <w:r>
+        <w:t xml:space="preserve"> </w:t>
+      </w:r>
+      <w:r>
+        <w:rPr>
+          <w:rStyle w:val="VerbatimChar"/>
+        </w:rPr>
+        <w:t xml:space="preserve">+0.0483</w:t>
+      </w:r>
+      <w:r>
+        <w:t xml:space="preserve"> </w:t>
+      </w:r>
+      <w:r>
+        <w:t xml:space="preserve">因此</w:t>
+      </w:r>
+      <w:r>
+        <w:rPr>
+          <w:bCs/>
+          <w:b/>
+        </w:rPr>
+        <w:t xml:space="preserve">作废</w:t>
+      </w:r>
+      <w:r>
+        <w:t xml:space="preserve">（它算在 4 支口径下），对照域必须</w:t>
+      </w:r>
+      <w:r>
+        <w:rPr>
+          <w:bCs/>
+          <w:b/>
+        </w:rPr>
+        <w:t xml:space="preserve">重跑</w:t>
+      </w:r>
+      <w:r>
         <w:t xml:space="preserve">。</w:t>
       </w:r>
-      <w:r>
-        <w:t xml:space="preserve"> </w:t>
-      </w:r>
-      <w:r>
-        <w:t xml:space="preserve">★ 晚间独立复核还查出</w:t>
-      </w:r>
-      <w:r>
+    </w:p>
+    <w:p>
+      <w:pPr>
+        <w:pStyle w:val="BodyText"/>
+      </w:pPr>
+      <w:r>
+        <w:rPr>
+          <w:bCs/>
+          <w:b/>
+        </w:rPr>
+        <w:t xml:space="preserve">2 · 层1 的归因天花板：注意力机制归因不成立，不是「没做」</w:t>
+      </w:r>
+      <w:r>
+        <w:t xml:space="preserve"> </w:t>
+      </w:r>
+      <w:r>
+        <w:t xml:space="preserve">全仓</w:t>
+      </w:r>
+      <w:r>
+        <w:rPr>
+          <w:bCs/>
+          <w:b/>
+        </w:rPr>
+        <w:t xml:space="preserve">没有任何</w:t>
+      </w:r>
+      <w:r>
+        <w:t xml:space="preserve">注意力权重 / logits / hidden state / 内部激活数据；托管 API</w:t>
+      </w:r>
+      <w:r>
+        <w:t xml:space="preserve"> </w:t>
+      </w:r>
+      <w:r>
+        <w:rPr>
+          <w:bCs/>
+          <w:b/>
+        </w:rPr>
+        <w:t xml:space="preserve">静默忽略</w:t>
+      </w:r>
+      <w:r>
+        <w:rPr>
+          <w:bCs/>
+          <w:b/>
+        </w:rPr>
         <w:t xml:space="preserve"> </w:t>
       </w:r>
       <w:r>
         <w:rPr>
           <w:rStyle w:val="VerbatimChar"/>
-        </w:rPr>
-        <w:t xml:space="preserve">MiniMax-M2</w:t>
-      </w:r>
-      <w:r>
-        <w:t xml:space="preserve">（第 6 支）同为死型号 ⇒</w:t>
-      </w:r>
-      <w:r>
-        <w:t xml:space="preserve"> </w:t>
-      </w:r>
-      <w:r>
-        <w:rPr>
-          <w:bCs/>
-          <w:b/>
-        </w:rPr>
-        <w:t xml:space="preserve">任何声称用满 6 支的场合，读数都要先核支数是否真为 6</w:t>
+          <w:bCs/>
+          <w:b/>
+        </w:rPr>
+        <w:t xml:space="preserve">logprobs</w:t>
+      </w:r>
+      <w:r>
+        <w:t xml:space="preserve">，NLL / perplexity / typicality / PMI 全族作废；无 GPU。唯一允许的写法：</w:t>
+      </w:r>
+      <w:r>
+        <w:rPr>
+          <w:bCs/>
+          <w:b/>
+        </w:rPr>
+        <w:t xml:space="preserve">「与注意力机制相容，但本文未检验该假设」</w:t>
+      </w:r>
+      <w:r>
+        <w:t xml:space="preserve">。这是</w:t>
+      </w:r>
+      <w:r>
+        <w:rPr>
+          <w:bCs/>
+          <w:b/>
+        </w:rPr>
+        <w:t xml:space="preserve">能力边界，不是未尝试</w:t>
       </w:r>
       <w:r>
         <w:t xml:space="preserve">。</w:t>
       </w:r>
-      <w:r>
-        <w:t xml:space="preserve"> </w:t>
-      </w:r>
-      <w:r>
-        <w:t xml:space="preserve">★ 历史对照值</w:t>
-      </w:r>
-      <w:r>
-        <w:t xml:space="preserve"> </w:t>
-      </w:r>
-      <w:r>
-        <w:rPr>
-          <w:rStyle w:val="VerbatimChar"/>
-        </w:rPr>
-        <w:t xml:space="preserve">+0.0483</w:t>
-      </w:r>
-      <w:r>
-        <w:t xml:space="preserve"> </w:t>
-      </w:r>
-      <w:r>
-        <w:t xml:space="preserve">因此</w:t>
-      </w:r>
-      <w:r>
-        <w:rPr>
-          <w:bCs/>
-          <w:b/>
-        </w:rPr>
-        <w:t xml:space="preserve">作废</w:t>
-      </w:r>
-      <w:r>
-        <w:t xml:space="preserve">（它算在 4 支口径下）⇒ 对照域必须</w:t>
-      </w:r>
-      <w:r>
-        <w:rPr>
-          <w:bCs/>
-          <w:b/>
-        </w:rPr>
-        <w:t xml:space="preserve">重跑</w:t>
-      </w:r>
-      <w:r>
-        <w:t xml:space="preserve">。</w:t>
-      </w:r>
     </w:p>
     <w:p>
       <w:pPr>
@@ -824,91 +864,6 @@
           <w:bCs/>
           <w:b/>
         </w:rPr>
-        <w:t xml:space="preserve">2 · 层1 的归因天花板：注意力机制归因不成立，不是「没做」</w:t>
-      </w:r>
-      <w:r>
-        <w:t xml:space="preserve"> </w:t>
-      </w:r>
-      <w:r>
-        <w:t xml:space="preserve">全仓</w:t>
-      </w:r>
-      <w:r>
-        <w:rPr>
-          <w:bCs/>
-          <w:b/>
-        </w:rPr>
-        <w:t xml:space="preserve">没有任何</w:t>
-      </w:r>
-      <w:r>
-        <w:t xml:space="preserve">注意力权重 / logits / hidden state / 内部激活数据；托管 API</w:t>
-      </w:r>
-      <w:r>
-        <w:t xml:space="preserve"> </w:t>
-      </w:r>
-      <w:r>
-        <w:rPr>
-          <w:bCs/>
-          <w:b/>
-        </w:rPr>
-        <w:t xml:space="preserve">静默忽略</w:t>
-      </w:r>
-      <w:r>
-        <w:rPr>
-          <w:bCs/>
-          <w:b/>
-        </w:rPr>
-        <w:t xml:space="preserve"> </w:t>
-      </w:r>
-      <w:r>
-        <w:rPr>
-          <w:rStyle w:val="VerbatimChar"/>
-          <w:bCs/>
-          <w:b/>
-        </w:rPr>
-        <w:t xml:space="preserve">logprobs</w:t>
-      </w:r>
-      <w:r>
-        <w:t xml:space="preserve"> </w:t>
-      </w:r>
-      <w:r>
-        <w:t xml:space="preserve">⇒ NLL / perplexity / typicality / PMI 全族作废；无 GPU。</w:t>
-      </w:r>
-      <w:r>
-        <w:t xml:space="preserve"> </w:t>
-      </w:r>
-      <w:r>
-        <w:t xml:space="preserve">⇒ 唯一允许的写法：</w:t>
-      </w:r>
-      <w:r>
-        <w:rPr>
-          <w:bCs/>
-          <w:b/>
-        </w:rPr>
-        <w:t xml:space="preserve">「与注意力机制相容，但本文未检验该假设」</w:t>
-      </w:r>
-      <w:r>
-        <w:t xml:space="preserve">。这是</w:t>
-      </w:r>
-      <w:r>
-        <w:rPr>
-          <w:bCs/>
-          <w:b/>
-        </w:rPr>
-        <w:t xml:space="preserve">能力边界，不是未尝试</w:t>
-      </w:r>
-      <w:r>
-        <w:t xml:space="preserve">。</w:t>
-      </w:r>
-    </w:p>
-    <w:p>
-      <w:pPr>
-        <w:pStyle w:val="BodyText"/>
-      </w:pPr>
-      <w:r>
-        <w:rPr>
-          <w:bCs/>
-          <w:b/>
-        </w:rPr>
         <w:t xml:space="preserve">3 · 「不可分辨」≠「无效应」</w:t>
       </w:r>
       <w:r>
@@ -941,7 +896,7 @@
         <w:t xml:space="preserve"> </w:t>
       </w:r>
       <w:r>
-        <w:t xml:space="preserve">★ H0 的唯一合法来源 =</w:t>
+        <w:t xml:space="preserve">H0 的唯一合法来源 =</w:t>
       </w:r>
       <w:r>
         <w:t xml:space="preserve"> </w:t>
@@ -954,13 +909,7 @@
         <w:t xml:space="preserve">同臂、同题、不同 rep</w:t>
       </w:r>
       <w:r>
-        <w:t xml:space="preserve">（rep 差异是纯噪声 ⇒ 天然零分布）。</w:t>
-      </w:r>
-      <w:r>
-        <w:t xml:space="preserve"> </w:t>
-      </w:r>
-      <w:r>
-        <w:t xml:space="preserve">★</w:t>
+        <w:t xml:space="preserve">（rep 差异是纯噪声，天然零分布）。</w:t>
       </w:r>
       <w:r>
         <w:t xml:space="preserve"> </w:t>
@@ -1215,12 +1164,6 @@
         <w:pStyle w:val="BodyText"/>
       </w:pPr>
       <w:r>
-        <w:t xml:space="preserve">★</w:t>
-      </w:r>
-      <w:r>
-        <w:t xml:space="preserve"> </w:t>
-      </w:r>
-      <w:r>
         <w:rPr>
           <w:bCs/>
           <w:b/>
@@ -1255,12 +1198,6 @@
         <w:pStyle w:val="BodyText"/>
       </w:pPr>
       <w:r>
-        <w:t xml:space="preserve">★</w:t>
-      </w:r>
-      <w:r>
-        <w:t xml:space="preserve"> </w:t>
-      </w:r>
-      <w:r>
         <w:rPr>
           <w:bCs/>
           <w:b/>
@@ -1374,13 +1311,7 @@
         <w:t xml:space="preserve"> </w:t>
       </w:r>
       <w:r>
-        <w:t xml:space="preserve">条。</w:t>
-      </w:r>
-      <w:r>
-        <w:t xml:space="preserve"> </w:t>
-      </w:r>
-      <w:r>
-        <w:t xml:space="preserve">★ 判据定版状态是</w:t>
+        <w:t xml:space="preserve">条。判据定版状态是</w:t>
       </w:r>
       <w:r>
         <w:rPr>
@@ -1531,12 +1462,6 @@
         <w:pStyle w:val="FirstParagraph"/>
       </w:pPr>
       <w:r>
-        <w:t xml:space="preserve">★</w:t>
-      </w:r>
-      <w:r>
-        <w:t xml:space="preserve"> </w:t>
-      </w:r>
-      <w:r>
         <w:rPr>
           <w:bCs/>
           <w:b/>
@@ -1610,10 +1535,7 @@
         <w:t xml:space="preserve">…</w:t>
       </w:r>
       <w:r>
-        <w:t xml:space="preserve"> </w:t>
-      </w:r>
-      <w:r>
-        <w:t xml:space="preserve">⇒ 同一份 md 在不同机器/不同 pandoc 版本下可能产出不同的 docx ⇒ 外部就复核不了我们交付的 docx ⇒ 关闭</w:t>
+        <w:t xml:space="preserve">，同一份 md 在不同机器/不同 pandoc 版本下可能产出不同的 docx，外部就复核不了我们交付的 docx，关闭</w:t>
       </w:r>
       <w:r>
         <w:t xml:space="preserve"> </w:t>
@@ -1625,13 +1547,7 @@
         <w:t xml:space="preserve">smart</w:t>
       </w:r>
       <w:r>
-        <w:t xml:space="preserve"> </w:t>
-      </w:r>
-      <w:r>
-        <w:t xml:space="preserve">⇒</w:t>
-      </w:r>
-      <w:r>
-        <w:t xml:space="preserve"> </w:t>
+        <w:t xml:space="preserve">，</w:t>
       </w:r>
       <w:r>
         <w:rPr>
@@ -1641,10 +1557,7 @@
         <w:t xml:space="preserve">md 与 docx 逐字一致</w:t>
       </w:r>
       <w:r>
-        <w:t xml:space="preserve"> </w:t>
-      </w:r>
-      <w:r>
-        <w:t xml:space="preserve">⇒ 「单元格零丢失」才是个真判据。</w:t>
+        <w:t xml:space="preserve">，「单元格零丢失」才是个真判据。</w:t>
       </w:r>
     </w:p>
     <w:p>
@@ -1661,7 +1574,7 @@
         <w:pStyle w:val="Heading2"/>
       </w:pPr>
       <w:r>
-        <w:t xml:space="preserve">★ 本仓的诚实边界</w:t>
+        <w:t xml:space="preserve">本仓的诚实边界</w:t>
       </w:r>
     </w:p>
     <w:tbl>
@@ -1740,7 +1653,7 @@
               <w:t xml:space="preserve">support/07_</w:t>
             </w:r>
             <w:r>
-              <w:t xml:space="preserve">）——★ 这一条决定了「哪些结论现在就能下、哪些只能写成计划」</w:t>
+              <w:t xml:space="preserve">）—— 这一条决定了「哪些结论现在就能下、哪些只能写成计划」</w:t>
             </w:r>
           </w:p>
         </w:tc>
@@ -1796,7 +1709,7 @@
               <w:t xml:space="preserve">而该量化尚未成文</w:t>
             </w:r>
             <w:r>
-              <w:t xml:space="preserve">（连「误报率」的口径都还没定义）⇒ C 篇现在的交付形态是</w:t>
+              <w:t xml:space="preserve">（连「误报率」的口径都还没定义），C 篇现在的交付形态是</w:t>
             </w:r>
             <w:r>
               <w:rPr>
@@ -1892,10 +1805,7 @@
               <w:jc w:val="left"/>
             </w:pPr>
             <w:r>
-              <w:t xml:space="preserve">表述层成立 / 解码层否定 / 注意力归因不支持 ⇒</w:t>
-            </w:r>
-            <w:r>
-              <w:t xml:space="preserve"> </w:t>
+              <w:t xml:space="preserve">表述层成立 / 解码层否定 / 注意力归因不支持，</w:t>
             </w:r>
             <w:r>
               <w:rPr>
@@ -1971,7 +1881,7 @@
               <w:jc w:val="left"/>
             </w:pPr>
             <w:r>
-              <w:t xml:space="preserve">3 项必补实验未做 ⇒ 只有缺口清单与预注册骨架</w:t>
+              <w:t xml:space="preserve">3 项必补实验未做，只有缺口清单与预注册骨架</w:t>
             </w:r>
           </w:p>
         </w:tc>
@@ -1981,12 +1891,6 @@
       <w:pPr>
         <w:pStyle w:val="BodyText"/>
       </w:pPr>
-      <w:r>
-        <w:t xml:space="preserve">★</w:t>
-      </w:r>
-      <w:r>
-        <w:t xml:space="preserve"> </w:t>
-      </w:r>
       <w:r>
         <w:rPr>
           <w:bCs/>
@@ -2023,7 +1927,7 @@
         <w:pStyle w:val="FirstParagraph"/>
       </w:pPr>
       <w:r>
-        <w:t xml:space="preserve">★ BibTeX 见</w:t>
+        <w:t xml:space="preserve">BibTeX 见</w:t>
       </w:r>
       <w:r>
         <w:t xml:space="preserve"> </w:t>
@@ -2035,10 +1939,7 @@
         <w:t xml:space="preserve">papers.bib</w:t>
       </w:r>
       <w:r>
-        <w:t xml:space="preserve">。★</w:t>
-      </w:r>
-      <w:r>
-        <w:t xml:space="preserve"> </w:t>
+        <w:t xml:space="preserve">。</w:t>
       </w:r>
       <w:r>
         <w:rPr>
@@ -2209,12 +2110,6 @@
       <w:pPr>
         <w:pStyle w:val="BodyText"/>
       </w:pPr>
-      <w:r>
-        <w:t xml:space="preserve">★</w:t>
-      </w:r>
-      <w:r>
-        <w:t xml:space="preserve"> </w:t>
-      </w:r>
       <w:r>
         <w:rPr>
           <w:bCs/>

--- a/README.docx
+++ b/README.docx
@@ -945,7 +945,7 @@
     <w:tbl>
       <w:tblPr>
         <w:tblStyle w:val="Table"/>
-        <w:tblW w:type="auto" w:w="0"/>
+        <w:tblW w:type="pct" w:w="5000"/>
         <w:tblLook w:firstRow="1" w:lastRow="0" w:firstColumn="0" w:lastColumn="0" w:noHBand="0" w:noVBand="0" w:val="0020"/>
       </w:tblPr>
       <w:tblGrid>
@@ -993,7 +993,7 @@
               <w:rPr>
                 <w:rStyle w:val="VerbatimChar"/>
               </w:rPr>
-              <w:t xml:space="preserve">✅</w:t>
+              <w:t xml:space="preserve">【已核】</w:t>
             </w:r>
             <w:r>
               <w:t xml:space="preserve"> </w:t>
@@ -1039,7 +1039,7 @@
               <w:rPr>
                 <w:rStyle w:val="VerbatimChar"/>
               </w:rPr>
-              <w:t xml:space="preserve">✅</w:t>
+              <w:t xml:space="preserve">【已核】</w:t>
             </w:r>
             <w:r>
               <w:t xml:space="preserve"> </w:t>
@@ -1085,7 +1085,7 @@
               <w:rPr>
                 <w:rStyle w:val="VerbatimChar"/>
               </w:rPr>
-              <w:t xml:space="preserve">◐</w:t>
+              <w:t xml:space="preserve">【方向】</w:t>
             </w:r>
             <w:r>
               <w:t xml:space="preserve"> </w:t>
@@ -1233,7 +1233,7 @@
         <w:rPr>
           <w:rStyle w:val="VerbatimChar"/>
         </w:rPr>
-        <w:t xml:space="preserve">✅</w:t>
+        <w:t xml:space="preserve">【已核】</w:t>
       </w:r>
       <w:r>
         <w:t xml:space="preserve"> </w:t>
@@ -1261,7 +1261,7 @@
         <w:rPr>
           <w:rStyle w:val="VerbatimChar"/>
         </w:rPr>
-        <w:t xml:space="preserve">◐</w:t>
+        <w:t xml:space="preserve">【方向】</w:t>
       </w:r>
       <w:r>
         <w:t xml:space="preserve"> </w:t>
@@ -1283,19 +1283,7 @@
         <w:t xml:space="preserve"> </w:t>
       </w:r>
       <w:r>
-        <w:t xml:space="preserve">条、</w:t>
-      </w:r>
-      <w:r>
-        <w:rPr>
-          <w:rStyle w:val="VerbatimChar"/>
-        </w:rPr>
-        <w:t xml:space="preserve">✖</w:t>
-      </w:r>
-      <w:r>
-        <w:t xml:space="preserve"> </w:t>
-      </w:r>
-      <w:r>
-        <w:t xml:space="preserve">未成文或当前条件下不可判定</w:t>
+        <w:t xml:space="preserve">条、未成文或当前条件下不可判定</w:t>
       </w:r>
       <w:r>
         <w:t xml:space="preserve"> </w:t>

--- a/README.docx
+++ b/README.docx
@@ -2,13 +2,13 @@
 <file path=word/document.xml><?xml version="1.0" encoding="utf-8"?>
 <w:document xmlns:w="http://schemas.openxmlformats.org/wordprocessingml/2006/main" xmlns:m="http://schemas.openxmlformats.org/officeDocument/2006/math" xmlns:r="http://schemas.openxmlformats.org/officeDocument/2006/relationships" xmlns:o="urn:schemas-microsoft-com:office:office" xmlns:v="urn:schemas-microsoft-com:vml" xmlns:w10="urn:schemas-microsoft-com:office:word" xmlns:a="http://schemas.openxmlformats.org/drawingml/2006/main" xmlns:pic="http://schemas.openxmlformats.org/drawingml/2006/picture" xmlns:wp="http://schemas.openxmlformats.org/drawingml/2006/wordprocessingDrawing">
   <w:body>
-    <w:bookmarkStart w:id="29" w:name="llm-creativity-mechanism-papers"/>
+    <w:bookmarkStart w:id="37" w:name="llm-agent-创造力机制-科研过程数据包"/>
     <w:p>
       <w:pPr>
         <w:pStyle w:val="Heading1"/>
       </w:pPr>
       <w:r>
-        <w:t xml:space="preserve">LLM Creativity Mechanism Papers</w:t>
+        <w:t xml:space="preserve">LLM Agent 创造力机制 · 科研过程数据包</w:t>
       </w:r>
     </w:p>
     <w:p>
@@ -20,41 +20,69 @@
           <w:bCs/>
           <w:b/>
         </w:rPr>
-        <w:t xml:space="preserve">四篇关于「LLM Agent 创造力」的论文初稿 + 一份合订本</w:t>
-      </w:r>
-      <w:r>
-        <w:t xml:space="preserve"> </w:t>
-      </w:r>
-      <w:r>
-        <w:t xml:space="preserve">MIT License ｜ 2026-10-24 交差版</w:t>
+        <w:t xml:space="preserve">这不是论文集。</w:t>
+      </w:r>
+      <w:r>
+        <w:t xml:space="preserve"> </w:t>
+      </w:r>
+      <w:r>
+        <w:t xml:space="preserve">这是一份</w:t>
+      </w:r>
+      <w:r>
+        <w:rPr>
+          <w:bCs/>
+          <w:b/>
+        </w:rPr>
+        <w:t xml:space="preserve">过程数据</w:t>
+      </w:r>
+      <w:r>
+        <w:t xml:space="preserve">包：读数、出处链、判据定义、审计轨迹、待取证任务、以及阴性结果。</w:t>
+      </w:r>
+      <w:r>
+        <w:t xml:space="preserve"> </w:t>
+      </w:r>
+      <w:r>
+        <w:t xml:space="preserve">叙述性的结论文档在</w:t>
+      </w:r>
+      <w:r>
+        <w:t xml:space="preserve"> </w:t>
+      </w:r>
+      <w:r>
+        <w:rPr>
+          <w:rStyle w:val="VerbatimChar"/>
+        </w:rPr>
+        <w:t xml:space="preserve">papers/</w:t>
+      </w:r>
+      <w:r>
+        <w:t xml:space="preserve">，它们是</w:t>
+      </w:r>
+      <w:r>
+        <w:rPr>
+          <w:bCs/>
+          <w:b/>
+        </w:rPr>
+        <w:t xml:space="preserve">过程记录</w:t>
+      </w:r>
+      <w:r>
+        <w:t xml:space="preserve">，其中包含</w:t>
+      </w:r>
+      <w:r>
+        <w:rPr>
+          <w:bCs/>
+          <w:b/>
+        </w:rPr>
+        <w:t xml:space="preserve">未经外部同行评议</w:t>
+      </w:r>
+      <w:r>
+        <w:t xml:space="preserve">的结论陈述。</w:t>
       </w:r>
     </w:p>
     <w:p>
       <w:pPr>
-        <w:pStyle w:val="BlockText"/>
+        <w:pStyle w:val="BodyText"/>
       </w:pPr>
       <w:r>
-        <w:rPr>
-          <w:bCs/>
-          <w:b/>
-        </w:rPr>
-        <w:t xml:space="preserve">本仓只放成果</w:t>
-      </w:r>
-      <w:r>
-        <w:t xml:space="preserve">：四篇论文正文（Markdown + DOCX）、合订本、可核验的支撑材料。</w:t>
-      </w:r>
-      <w:r>
-        <w:t xml:space="preserve"> </w:t>
-      </w:r>
-      <w:r>
-        <w:rPr>
-          <w:bCs/>
-          <w:b/>
-        </w:rPr>
-        <w:t xml:space="preserve">不含</w:t>
-      </w:r>
-      <w:r>
-        <w:t xml:space="preserve">：过程日志、跑批输出、实验运行目录、工具内部实现、会话记录。那些留在过程仓（私有），不在这里。</w:t>
+        <w:t xml:space="preserve">MIT License ｜ 数据快照 2026-10-25 ｜ 面向第三方复算、审计与再利用</w:t>
       </w:r>
     </w:p>
     <w:p>
@@ -64,13 +92,1913 @@
         </w:pict>
       </w:r>
     </w:p>
-    <w:bookmarkStart w:id="21" w:name="四篇是什么"/>
+    <w:bookmarkStart w:id="20" w:name="为什么以数据形态发布"/>
     <w:p>
       <w:pPr>
         <w:pStyle w:val="Heading2"/>
       </w:pPr>
       <w:r>
-        <w:t xml:space="preserve">四篇是什么</w:t>
+        <w:t xml:space="preserve">为什么以数据形态发布</w:t>
+      </w:r>
+    </w:p>
+    <w:p>
+      <w:pPr>
+        <w:pStyle w:val="FirstParagraph"/>
+      </w:pPr>
+      <w:r>
+        <w:t xml:space="preserve">这项工作的实际产物不是几篇成稿，而是</w:t>
+      </w:r>
+      <w:r>
+        <w:rPr>
+          <w:bCs/>
+          <w:b/>
+        </w:rPr>
+        <w:t xml:space="preserve">一批带出处链的读数</w:t>
+      </w:r>
+      <w:r>
+        <w:t xml:space="preserve">和</w:t>
+      </w:r>
+      <w:r>
+        <w:rPr>
+          <w:bCs/>
+          <w:b/>
+        </w:rPr>
+        <w:t xml:space="preserve">一批被判为「不可分辨」的负结果</w:t>
+      </w:r>
+      <w:r>
+        <w:t xml:space="preserve">。</w:t>
+      </w:r>
+      <w:r>
+        <w:t xml:space="preserve"> </w:t>
+      </w:r>
+      <w:r>
+        <w:t xml:space="preserve">后者在成稿里只能占一行，在数据形态下才是可检索、可统计、可复用的对象。</w:t>
+      </w:r>
+    </w:p>
+    <w:p>
+      <w:pPr>
+        <w:pStyle w:val="BodyText"/>
+      </w:pPr>
+      <w:r>
+        <w:t xml:space="preserve">所以本仓的定位从「成果展示」改成「</w:t>
+      </w:r>
+      <w:r>
+        <w:rPr>
+          <w:bCs/>
+          <w:b/>
+        </w:rPr>
+        <w:t xml:space="preserve">过程数据仓库</w:t>
+      </w:r>
+      <w:r>
+        <w:t xml:space="preserve">」：</w:t>
+      </w:r>
+    </w:p>
+    <w:tbl>
+      <w:tblPr>
+        <w:tblStyle w:val="Table"/>
+        <w:tblW w:type="pct" w:w="5000"/>
+        <w:tblLook w:firstRow="1" w:lastRow="0" w:firstColumn="0" w:lastColumn="0" w:noHBand="0" w:noVBand="0" w:val="0020"/>
+      </w:tblPr>
+      <w:tblGrid>
+        <w:gridCol w:w="2640"/>
+        <w:gridCol w:w="2640"/>
+        <w:gridCol w:w="2640"/>
+      </w:tblGrid>
+      <w:tr>
+        <w:trPr>
+          <w:tblHeader w:val="true"/>
+        </w:trPr>
+        <w:tc>
+          <w:tcPr/>
+          <w:p>
+            <w:pPr>
+              <w:pStyle w:val="Compact"/>
+            </w:pPr>
+          </w:p>
+        </w:tc>
+        <w:tc>
+          <w:tcPr/>
+          <w:p>
+            <w:pPr>
+              <w:pStyle w:val="Compact"/>
+              <w:jc w:val="left"/>
+            </w:pPr>
+            <w:r>
+              <w:t xml:space="preserve">原来的做法</w:t>
+            </w:r>
+          </w:p>
+        </w:tc>
+        <w:tc>
+          <w:tcPr/>
+          <w:p>
+            <w:pPr>
+              <w:pStyle w:val="Compact"/>
+              <w:jc w:val="left"/>
+            </w:pPr>
+            <w:r>
+              <w:t xml:space="preserve">现在</w:t>
+            </w:r>
+          </w:p>
+        </w:tc>
+      </w:tr>
+      <w:tr>
+        <w:tc>
+          <w:tcPr/>
+          <w:p>
+            <w:pPr>
+              <w:pStyle w:val="Compact"/>
+              <w:jc w:val="left"/>
+            </w:pPr>
+            <w:r>
+              <w:t xml:space="preserve">仓里放什么</w:t>
+            </w:r>
+          </w:p>
+        </w:tc>
+        <w:tc>
+          <w:tcPr/>
+          <w:p>
+            <w:pPr>
+              <w:pStyle w:val="Compact"/>
+              <w:jc w:val="left"/>
+            </w:pPr>
+            <w:r>
+              <w:t xml:space="preserve">只放成果（正文），过程日志与跑批输出留在私有仓</w:t>
+            </w:r>
+          </w:p>
+        </w:tc>
+        <w:tc>
+          <w:tcPr/>
+          <w:p>
+            <w:pPr>
+              <w:pStyle w:val="Compact"/>
+              <w:jc w:val="left"/>
+            </w:pPr>
+            <w:r>
+              <w:rPr>
+                <w:bCs/>
+                <w:b/>
+              </w:rPr>
+              <w:t xml:space="preserve">过程数据本身就是产物</w:t>
+            </w:r>
+          </w:p>
+        </w:tc>
+      </w:tr>
+      <w:tr>
+        <w:tc>
+          <w:tcPr/>
+          <w:p>
+            <w:pPr>
+              <w:pStyle w:val="Compact"/>
+              <w:jc w:val="left"/>
+            </w:pPr>
+            <w:r>
+              <w:t xml:space="preserve">读数能不能被程序读</w:t>
+            </w:r>
+          </w:p>
+        </w:tc>
+        <w:tc>
+          <w:tcPr/>
+          <w:p>
+            <w:pPr>
+              <w:pStyle w:val="Compact"/>
+              <w:jc w:val="left"/>
+            </w:pPr>
+            <w:r>
+              <w:t xml:space="preserve">散在散文里，只能人读</w:t>
+            </w:r>
+          </w:p>
+        </w:tc>
+        <w:tc>
+          <w:tcPr/>
+          <w:p>
+            <w:pPr>
+              <w:pStyle w:val="Compact"/>
+              <w:jc w:val="left"/>
+            </w:pPr>
+            <w:r>
+              <w:rPr>
+                <w:rStyle w:val="VerbatimChar"/>
+              </w:rPr>
+              <w:t xml:space="preserve">data/*.jsonl</w:t>
+            </w:r>
+            <w:r>
+              <w:t xml:space="preserve">，逐行带</w:t>
+            </w:r>
+            <w:r>
+              <w:t xml:space="preserve"> </w:t>
+            </w:r>
+            <w:r>
+              <w:rPr>
+                <w:rStyle w:val="VerbatimChar"/>
+              </w:rPr>
+              <w:t xml:space="preserve">file:line</w:t>
+            </w:r>
+            <w:r>
+              <w:t xml:space="preserve"> </w:t>
+            </w:r>
+            <w:r>
+              <w:t xml:space="preserve">出处</w:t>
+            </w:r>
+          </w:p>
+        </w:tc>
+      </w:tr>
+      <w:tr>
+        <w:tc>
+          <w:tcPr/>
+          <w:p>
+            <w:pPr>
+              <w:pStyle w:val="Compact"/>
+              <w:jc w:val="left"/>
+            </w:pPr>
+            <w:r>
+              <w:t xml:space="preserve">阴性结果</w:t>
+            </w:r>
+          </w:p>
+        </w:tc>
+        <w:tc>
+          <w:tcPr/>
+          <w:p>
+            <w:pPr>
+              <w:pStyle w:val="Compact"/>
+              <w:jc w:val="left"/>
+            </w:pPr>
+            <w:r>
+              <w:t xml:space="preserve">埋在正文某段</w:t>
+            </w:r>
+          </w:p>
+        </w:tc>
+        <w:tc>
+          <w:tcPr/>
+          <w:p>
+            <w:pPr>
+              <w:pStyle w:val="Compact"/>
+              <w:jc w:val="left"/>
+            </w:pPr>
+            <w:r>
+              <w:t xml:space="preserve">单独立表</w:t>
+            </w:r>
+            <w:r>
+              <w:t xml:space="preserve"> </w:t>
+            </w:r>
+            <w:r>
+              <w:rPr>
+                <w:rStyle w:val="VerbatimChar"/>
+              </w:rPr>
+              <w:t xml:space="preserve">data/negative_results.jsonl</w:t>
+            </w:r>
+            <w:r>
+              <w:t xml:space="preserve">（475 行）</w:t>
+            </w:r>
+          </w:p>
+        </w:tc>
+      </w:tr>
+      <w:tr>
+        <w:tc>
+          <w:tcPr/>
+          <w:p>
+            <w:pPr>
+              <w:pStyle w:val="Compact"/>
+              <w:jc w:val="left"/>
+            </w:pPr>
+            <w:r>
+              <w:t xml:space="preserve">待取证任务</w:t>
+            </w:r>
+          </w:p>
+        </w:tc>
+        <w:tc>
+          <w:tcPr/>
+          <w:p>
+            <w:pPr>
+              <w:pStyle w:val="Compact"/>
+              <w:jc w:val="left"/>
+            </w:pPr>
+            <w:r>
+              <w:t xml:space="preserve">散在各篇的表格里</w:t>
+            </w:r>
+          </w:p>
+        </w:tc>
+        <w:tc>
+          <w:tcPr/>
+          <w:p>
+            <w:pPr>
+              <w:pStyle w:val="Compact"/>
+              <w:jc w:val="left"/>
+            </w:pPr>
+            <w:r>
+              <w:t xml:space="preserve">单独立表</w:t>
+            </w:r>
+            <w:r>
+              <w:t xml:space="preserve"> </w:t>
+            </w:r>
+            <w:r>
+              <w:rPr>
+                <w:rStyle w:val="VerbatimChar"/>
+              </w:rPr>
+              <w:t xml:space="preserve">data/open_tasks.jsonl</w:t>
+            </w:r>
+            <w:r>
+              <w:t xml:space="preserve">（45 条）</w:t>
+            </w:r>
+          </w:p>
+        </w:tc>
+      </w:tr>
+      <w:tr>
+        <w:tc>
+          <w:tcPr/>
+          <w:p>
+            <w:pPr>
+              <w:pStyle w:val="Compact"/>
+              <w:jc w:val="left"/>
+            </w:pPr>
+            <w:r>
+              <w:t xml:space="preserve">判据</w:t>
+            </w:r>
+          </w:p>
+        </w:tc>
+        <w:tc>
+          <w:tcPr/>
+          <w:p>
+            <w:pPr>
+              <w:pStyle w:val="Compact"/>
+              <w:jc w:val="left"/>
+            </w:pPr>
+            <w:r>
+              <w:t xml:space="preserve">脚本在</w:t>
+            </w:r>
+            <w:r>
+              <w:t xml:space="preserve"> </w:t>
+            </w:r>
+            <w:r>
+              <w:rPr>
+                <w:rStyle w:val="VerbatimChar"/>
+              </w:rPr>
+              <w:t xml:space="preserve">tools/</w:t>
+            </w:r>
+            <w:r>
+              <w:t xml:space="preserve">，靠人记得跑</w:t>
+            </w:r>
+          </w:p>
+        </w:tc>
+        <w:tc>
+          <w:tcPr/>
+          <w:p>
+            <w:pPr>
+              <w:pStyle w:val="Compact"/>
+              <w:jc w:val="left"/>
+            </w:pPr>
+            <w:r>
+              <w:t xml:space="preserve">脚本在</w:t>
+            </w:r>
+            <w:r>
+              <w:t xml:space="preserve"> </w:t>
+            </w:r>
+            <w:r>
+              <w:rPr>
+                <w:rStyle w:val="VerbatimChar"/>
+              </w:rPr>
+              <w:t xml:space="preserve">tools/</w:t>
+            </w:r>
+            <w:r>
+              <w:t xml:space="preserve">，</w:t>
+            </w:r>
+            <w:r>
+              <w:rPr>
+                <w:rStyle w:val="VerbatimChar"/>
+              </w:rPr>
+              <w:t xml:space="preserve">run_finalize.sh</w:t>
+            </w:r>
+            <w:r>
+              <w:t xml:space="preserve"> </w:t>
+            </w:r>
+            <w:r>
+              <w:t xml:space="preserve">一条命令跑完</w:t>
+            </w:r>
+          </w:p>
+        </w:tc>
+      </w:tr>
+      <w:tr>
+        <w:tc>
+          <w:tcPr/>
+          <w:p>
+            <w:pPr>
+              <w:pStyle w:val="Compact"/>
+              <w:jc w:val="left"/>
+            </w:pPr>
+            <w:r>
+              <w:t xml:space="preserve">判据能不能信</w:t>
+            </w:r>
+          </w:p>
+        </w:tc>
+        <w:tc>
+          <w:tcPr/>
+          <w:p>
+            <w:pPr>
+              <w:pStyle w:val="Compact"/>
+              <w:jc w:val="left"/>
+            </w:pPr>
+            <w:r>
+              <w:t xml:space="preserve">——</w:t>
+            </w:r>
+          </w:p>
+        </w:tc>
+        <w:tc>
+          <w:tcPr/>
+          <w:p>
+            <w:pPr>
+              <w:pStyle w:val="Compact"/>
+              <w:jc w:val="left"/>
+            </w:pPr>
+            <w:r>
+              <w:t xml:space="preserve">每个判据</w:t>
+            </w:r>
+            <w:r>
+              <w:rPr>
+                <w:bCs/>
+                <w:b/>
+              </w:rPr>
+              <w:t xml:space="preserve">配负向测试</w:t>
+            </w:r>
+            <w:r>
+              <w:t xml:space="preserve">（篡改一下必须能红）</w:t>
+            </w:r>
+          </w:p>
+        </w:tc>
+      </w:tr>
+    </w:tbl>
+    <w:p>
+      <w:r>
+        <w:pict>
+          <v:rect style="width:0;height:1.5pt" o:hralign="center" o:hrstd="t" o:hr="t"/>
+        </w:pict>
+      </w:r>
+    </w:p>
+    <w:bookmarkEnd w:id="20"/>
+    <w:bookmarkStart w:id="22" w:name="数据地图"/>
+    <w:p>
+      <w:pPr>
+        <w:pStyle w:val="Heading2"/>
+      </w:pPr>
+      <w:r>
+        <w:t xml:space="preserve">数据地图</w:t>
+      </w:r>
+    </w:p>
+    <w:tbl>
+      <w:tblPr>
+        <w:tblStyle w:val="Table"/>
+        <w:tblW w:type="pct" w:w="5000"/>
+        <w:tblLook w:firstRow="1" w:lastRow="0" w:firstColumn="0" w:lastColumn="0" w:noHBand="0" w:noVBand="0" w:val="0020"/>
+      </w:tblPr>
+      <w:tblGrid>
+        <w:gridCol w:w="2640"/>
+        <w:gridCol w:w="2640"/>
+        <w:gridCol w:w="2640"/>
+      </w:tblGrid>
+      <w:tr>
+        <w:trPr>
+          <w:tblHeader w:val="true"/>
+        </w:trPr>
+        <w:tc>
+          <w:tcPr/>
+          <w:p>
+            <w:pPr>
+              <w:pStyle w:val="Compact"/>
+              <w:jc w:val="left"/>
+            </w:pPr>
+            <w:r>
+              <w:t xml:space="preserve">路径</w:t>
+            </w:r>
+          </w:p>
+        </w:tc>
+        <w:tc>
+          <w:tcPr/>
+          <w:p>
+            <w:pPr>
+              <w:pStyle w:val="Compact"/>
+              <w:jc w:val="left"/>
+            </w:pPr>
+            <w:r>
+              <w:t xml:space="preserve">是什么</w:t>
+            </w:r>
+          </w:p>
+        </w:tc>
+        <w:tc>
+          <w:tcPr/>
+          <w:p>
+            <w:pPr>
+              <w:pStyle w:val="Compact"/>
+              <w:jc w:val="left"/>
+            </w:pPr>
+            <w:r>
+              <w:t xml:space="preserve">怎么用</w:t>
+            </w:r>
+          </w:p>
+        </w:tc>
+      </w:tr>
+      <w:tr>
+        <w:tc>
+          <w:tcPr/>
+          <w:p>
+            <w:pPr>
+              <w:pStyle w:val="Compact"/>
+              <w:jc w:val="left"/>
+            </w:pPr>
+            <w:r>
+              <w:rPr>
+                <w:rStyle w:val="VerbatimChar"/>
+              </w:rPr>
+              <w:t xml:space="preserve">data/</w:t>
+            </w:r>
+          </w:p>
+        </w:tc>
+        <w:tc>
+          <w:tcPr/>
+          <w:p>
+            <w:pPr>
+              <w:pStyle w:val="Compact"/>
+              <w:jc w:val="left"/>
+            </w:pPr>
+            <w:r>
+              <w:rPr>
+                <w:bCs/>
+                <w:b/>
+              </w:rPr>
+              <w:t xml:space="preserve">机器可读的过程数据</w:t>
+            </w:r>
+            <w:r>
+              <w:t xml:space="preserve">（6 个数据集，2,329 行）</w:t>
+            </w:r>
+          </w:p>
+        </w:tc>
+        <w:tc>
+          <w:tcPr/>
+          <w:p>
+            <w:pPr>
+              <w:pStyle w:val="Compact"/>
+              <w:jc w:val="left"/>
+            </w:pPr>
+            <w:r>
+              <w:t xml:space="preserve">直接</w:t>
+            </w:r>
+            <w:r>
+              <w:t xml:space="preserve"> </w:t>
+            </w:r>
+            <w:r>
+              <w:rPr>
+                <w:rStyle w:val="VerbatimChar"/>
+              </w:rPr>
+              <w:t xml:space="preserve">json.loads</w:t>
+            </w:r>
+            <w:r>
+              <w:t xml:space="preserve"> </w:t>
+            </w:r>
+            <w:r>
+              <w:t xml:space="preserve">每行；索引见</w:t>
+            </w:r>
+            <w:r>
+              <w:t xml:space="preserve"> </w:t>
+            </w:r>
+            <w:hyperlink r:id="rId21">
+              <w:r>
+                <w:rPr>
+                  <w:rStyle w:val="Hyperlink"/>
+                </w:rPr>
+                <w:t xml:space="preserve">DATASETS.md</w:t>
+              </w:r>
+            </w:hyperlink>
+          </w:p>
+        </w:tc>
+      </w:tr>
+      <w:tr>
+        <w:tc>
+          <w:tcPr/>
+          <w:p>
+            <w:pPr>
+              <w:pStyle w:val="Compact"/>
+              <w:jc w:val="left"/>
+            </w:pPr>
+            <w:r>
+              <w:rPr>
+                <w:rStyle w:val="VerbatimChar"/>
+              </w:rPr>
+              <w:t xml:space="preserve">tools/</w:t>
+            </w:r>
+          </w:p>
+        </w:tc>
+        <w:tc>
+          <w:tcPr/>
+          <w:p>
+            <w:pPr>
+              <w:pStyle w:val="Compact"/>
+              <w:jc w:val="left"/>
+            </w:pPr>
+            <w:r>
+              <w:t xml:space="preserve">判据、抽取器、复算脚本、打包器</w:t>
+            </w:r>
+          </w:p>
+        </w:tc>
+        <w:tc>
+          <w:tcPr/>
+          <w:p>
+            <w:pPr>
+              <w:pStyle w:val="Compact"/>
+              <w:jc w:val="left"/>
+            </w:pPr>
+            <w:r>
+              <w:t xml:space="preserve">全部离线可跑；多数不耗 token、不需要 key</w:t>
+            </w:r>
+          </w:p>
+        </w:tc>
+      </w:tr>
+      <w:tr>
+        <w:tc>
+          <w:tcPr/>
+          <w:p>
+            <w:pPr>
+              <w:pStyle w:val="Compact"/>
+              <w:jc w:val="left"/>
+            </w:pPr>
+            <w:r>
+              <w:rPr>
+                <w:rStyle w:val="VerbatimChar"/>
+              </w:rPr>
+              <w:t xml:space="preserve">papers/</w:t>
+            </w:r>
+          </w:p>
+        </w:tc>
+        <w:tc>
+          <w:tcPr/>
+          <w:p>
+            <w:pPr>
+              <w:pStyle w:val="Compact"/>
+              <w:jc w:val="left"/>
+            </w:pPr>
+            <w:r>
+              <w:rPr>
+                <w:bCs/>
+                <w:b/>
+              </w:rPr>
+              <w:t xml:space="preserve">叙述层</w:t>
+            </w:r>
+            <w:r>
+              <w:t xml:space="preserve">：五篇结论文档 + 详稿 + 审稿/改稿留痕</w:t>
+            </w:r>
+          </w:p>
+        </w:tc>
+        <w:tc>
+          <w:tcPr/>
+          <w:p>
+            <w:pPr>
+              <w:pStyle w:val="Compact"/>
+              <w:jc w:val="left"/>
+            </w:pPr>
+            <w:r>
+              <w:t xml:space="preserve">当过程记录读，</w:t>
+            </w:r>
+            <w:r>
+              <w:rPr>
+                <w:bCs/>
+                <w:b/>
+              </w:rPr>
+              <w:t xml:space="preserve">不要当投稿件引用</w:t>
+            </w:r>
+          </w:p>
+        </w:tc>
+      </w:tr>
+      <w:tr>
+        <w:tc>
+          <w:tcPr/>
+          <w:p>
+            <w:pPr>
+              <w:pStyle w:val="Compact"/>
+              <w:jc w:val="left"/>
+            </w:pPr>
+            <w:r>
+              <w:rPr>
+                <w:rStyle w:val="VerbatimChar"/>
+              </w:rPr>
+              <w:t xml:space="preserve">support/</w:t>
+            </w:r>
+          </w:p>
+        </w:tc>
+        <w:tc>
+          <w:tcPr/>
+          <w:p>
+            <w:pPr>
+              <w:pStyle w:val="Compact"/>
+              <w:jc w:val="left"/>
+            </w:pPr>
+            <w:r>
+              <w:t xml:space="preserve">总纲、缺口清单、待填审计、回源对照表</w:t>
+            </w:r>
+          </w:p>
+        </w:tc>
+        <w:tc>
+          <w:tcPr/>
+          <w:p>
+            <w:pPr>
+              <w:pStyle w:val="Compact"/>
+              <w:jc w:val="left"/>
+            </w:pPr>
+            <w:r>
+              <w:t xml:space="preserve">判定「哪些结论现在能下」的依据表</w:t>
+            </w:r>
+          </w:p>
+        </w:tc>
+      </w:tr>
+      <w:tr>
+        <w:tc>
+          <w:tcPr/>
+          <w:p>
+            <w:pPr>
+              <w:pStyle w:val="Compact"/>
+              <w:jc w:val="left"/>
+            </w:pPr>
+            <w:r>
+              <w:rPr>
+                <w:rStyle w:val="VerbatimChar"/>
+              </w:rPr>
+              <w:t xml:space="preserve">来源与底稿/</w:t>
+            </w:r>
+          </w:p>
+        </w:tc>
+        <w:tc>
+          <w:tcPr/>
+          <w:p>
+            <w:pPr>
+              <w:pStyle w:val="Compact"/>
+              <w:jc w:val="left"/>
+            </w:pPr>
+            <w:r>
+              <w:t xml:space="preserve">一手材料（各组原始产出与底稿）</w:t>
+            </w:r>
+          </w:p>
+        </w:tc>
+        <w:tc>
+          <w:tcPr/>
+          <w:p>
+            <w:pPr>
+              <w:pStyle w:val="Compact"/>
+              <w:jc w:val="left"/>
+            </w:pPr>
+            <w:r>
+              <w:t xml:space="preserve">出处链的终点；2 组的历史产出 128 个文件在这</w:t>
+            </w:r>
+          </w:p>
+        </w:tc>
+      </w:tr>
+      <w:tr>
+        <w:tc>
+          <w:tcPr/>
+          <w:p>
+            <w:pPr>
+              <w:pStyle w:val="Compact"/>
+              <w:jc w:val="left"/>
+            </w:pPr>
+            <w:r>
+              <w:rPr>
+                <w:rStyle w:val="VerbatimChar"/>
+              </w:rPr>
+              <w:t xml:space="preserve">baseline/</w:t>
+            </w:r>
+          </w:p>
+        </w:tc>
+        <w:tc>
+          <w:tcPr/>
+          <w:p>
+            <w:pPr>
+              <w:pStyle w:val="Compact"/>
+              <w:jc w:val="left"/>
+            </w:pPr>
+            <w:r>
+              <w:t xml:space="preserve">改写前正文快照</w:t>
+            </w:r>
+          </w:p>
+        </w:tc>
+        <w:tc>
+          <w:tcPr/>
+          <w:p>
+            <w:pPr>
+              <w:pStyle w:val="Compact"/>
+              <w:jc w:val="left"/>
+            </w:pPr>
+            <w:r>
+              <w:t xml:space="preserve">「读数是新增还是沿用」的比对基准</w:t>
+            </w:r>
+          </w:p>
+        </w:tc>
+      </w:tr>
+      <w:tr>
+        <w:tc>
+          <w:tcPr/>
+          <w:p>
+            <w:pPr>
+              <w:pStyle w:val="Compact"/>
+              <w:jc w:val="left"/>
+            </w:pPr>
+            <w:r>
+              <w:rPr>
+                <w:rStyle w:val="VerbatimChar"/>
+              </w:rPr>
+              <w:t xml:space="preserve">证据与底稿</w:t>
+            </w:r>
+            <w:r>
+              <w:t xml:space="preserve"> </w:t>
+            </w:r>
+            <w:r>
+              <w:t xml:space="preserve">相关脚本</w:t>
+            </w:r>
+          </w:p>
+        </w:tc>
+        <w:tc>
+          <w:tcPr/>
+          <w:p>
+            <w:pPr>
+              <w:pStyle w:val="Compact"/>
+              <w:jc w:val="left"/>
+            </w:pPr>
+            <w:r>
+              <w:t xml:space="preserve">复算（第四组 McNemar 三项、② 篇净增益双边重算）</w:t>
+            </w:r>
+          </w:p>
+        </w:tc>
+        <w:tc>
+          <w:tcPr/>
+          <w:p>
+            <w:pPr>
+              <w:pStyle w:val="Compact"/>
+              <w:jc w:val="left"/>
+            </w:pPr>
+            <w:r>
+              <w:t xml:space="preserve">第三方可独立复算</w:t>
+            </w:r>
+          </w:p>
+        </w:tc>
+      </w:tr>
+      <w:tr>
+        <w:tc>
+          <w:tcPr/>
+          <w:p>
+            <w:pPr>
+              <w:pStyle w:val="Compact"/>
+              <w:jc w:val="left"/>
+            </w:pPr>
+            <w:r>
+              <w:rPr>
+                <w:rStyle w:val="VerbatimChar"/>
+              </w:rPr>
+              <w:t xml:space="preserve">四篇正文合订本_2026-10-25.md</w:t>
+            </w:r>
+          </w:p>
+        </w:tc>
+        <w:tc>
+          <w:tcPr/>
+          <w:p>
+            <w:pPr>
+              <w:pStyle w:val="Compact"/>
+              <w:jc w:val="left"/>
+            </w:pPr>
+            <w:r>
+              <w:t xml:space="preserve">五篇合订本（单文件）</w:t>
+            </w:r>
+          </w:p>
+        </w:tc>
+        <w:tc>
+          <w:tcPr/>
+          <w:p>
+            <w:pPr>
+              <w:pStyle w:val="Compact"/>
+              <w:jc w:val="left"/>
+            </w:pPr>
+            <w:r>
+              <w:t xml:space="preserve">只想读结论的人从这里进</w:t>
+            </w:r>
+          </w:p>
+        </w:tc>
+      </w:tr>
+    </w:tbl>
+    <w:p>
+      <w:r>
+        <w:pict>
+          <v:rect style="width:0;height:1.5pt" o:hralign="center" o:hrstd="t" o:hr="t"/>
+        </w:pict>
+      </w:r>
+    </w:p>
+    <w:bookmarkEnd w:id="22"/>
+    <w:bookmarkStart w:id="26" w:name="三种用法"/>
+    <w:p>
+      <w:pPr>
+        <w:pStyle w:val="Heading2"/>
+      </w:pPr>
+      <w:r>
+        <w:t xml:space="preserve">三种用法</w:t>
+      </w:r>
+    </w:p>
+    <w:bookmarkStart w:id="23" w:name="跑判据验证这份数据自洽"/>
+    <w:p>
+      <w:pPr>
+        <w:pStyle w:val="Heading3"/>
+      </w:pPr>
+      <w:r>
+        <w:t xml:space="preserve">1) 跑判据（验证这份数据自洽）</w:t>
+      </w:r>
+    </w:p>
+    <w:p>
+      <w:pPr>
+        <w:pStyle w:val="SourceCode"/>
+      </w:pPr>
+      <w:r>
+        <w:rPr>
+          <w:rStyle w:val="CommentTok"/>
+        </w:rPr>
+        <w:t xml:space="preserve"># 全量收口：重建 docx → 跑全部判据 → 跑负向测试 → 打包 → 交付态复跑</w:t>
+      </w:r>
+      <w:r>
+        <w:br/>
+      </w:r>
+      <w:r>
+        <w:rPr>
+          <w:rStyle w:val="FunctionTok"/>
+        </w:rPr>
+        <w:t xml:space="preserve">bash</w:t>
+      </w:r>
+      <w:r>
+        <w:rPr>
+          <w:rStyle w:val="NormalTok"/>
+        </w:rPr>
+        <w:t xml:space="preserve"> tools/run_finalize.sh</w:t>
+      </w:r>
+      <w:r>
+        <w:br/>
+      </w:r>
+      <w:r>
+        <w:br/>
+      </w:r>
+      <w:r>
+        <w:rPr>
+          <w:rStyle w:val="CommentTok"/>
+        </w:rPr>
+        <w:t xml:space="preserve"># 只跑数据包的校验器（逐条回源 + 负向测试）</w:t>
+      </w:r>
+      <w:r>
+        <w:br/>
+      </w:r>
+      <w:r>
+        <w:rPr>
+          <w:rStyle w:val="ExtensionTok"/>
+        </w:rPr>
+        <w:t xml:space="preserve">python3</w:t>
+      </w:r>
+      <w:r>
+        <w:rPr>
+          <w:rStyle w:val="NormalTok"/>
+        </w:rPr>
+        <w:t xml:space="preserve"> tools/check_data_package.py </w:t>
+      </w:r>
+      <w:r>
+        <w:rPr>
+          <w:rStyle w:val="AttributeTok"/>
+        </w:rPr>
+        <w:t xml:space="preserve">--negative</w:t>
+      </w:r>
+    </w:p>
+    <w:bookmarkEnd w:id="23"/>
+    <w:bookmarkStart w:id="24" w:name="复算读数"/>
+    <w:p>
+      <w:pPr>
+        <w:pStyle w:val="Heading3"/>
+      </w:pPr>
+      <w:r>
+        <w:t xml:space="preserve">2) 复算读数</w:t>
+      </w:r>
+    </w:p>
+    <w:p>
+      <w:pPr>
+        <w:pStyle w:val="SourceCode"/>
+      </w:pPr>
+      <w:r>
+        <w:rPr>
+          <w:rStyle w:val="ImportTok"/>
+        </w:rPr>
+        <w:t xml:space="preserve">import</w:t>
+      </w:r>
+      <w:r>
+        <w:rPr>
+          <w:rStyle w:val="NormalTok"/>
+        </w:rPr>
+        <w:t xml:space="preserve"> json</w:t>
+      </w:r>
+      <w:r>
+        <w:br/>
+      </w:r>
+      <w:r>
+        <w:rPr>
+          <w:rStyle w:val="NormalTok"/>
+        </w:rPr>
+        <w:t xml:space="preserve">rd </w:t>
+      </w:r>
+      <w:r>
+        <w:rPr>
+          <w:rStyle w:val="OperatorTok"/>
+        </w:rPr>
+        <w:t xml:space="preserve">=</w:t>
+      </w:r>
+      <w:r>
+        <w:rPr>
+          <w:rStyle w:val="NormalTok"/>
+        </w:rPr>
+        <w:t xml:space="preserve"> [json.loads(l) </w:t>
+      </w:r>
+      <w:r>
+        <w:rPr>
+          <w:rStyle w:val="ControlFlowTok"/>
+        </w:rPr>
+        <w:t xml:space="preserve">for</w:t>
+      </w:r>
+      <w:r>
+        <w:rPr>
+          <w:rStyle w:val="NormalTok"/>
+        </w:rPr>
+        <w:t xml:space="preserve"> l </w:t>
+      </w:r>
+      <w:r>
+        <w:rPr>
+          <w:rStyle w:val="KeywordTok"/>
+        </w:rPr>
+        <w:t xml:space="preserve">in</w:t>
+      </w:r>
+      <w:r>
+        <w:rPr>
+          <w:rStyle w:val="NormalTok"/>
+        </w:rPr>
+        <w:t xml:space="preserve"> </w:t>
+      </w:r>
+      <w:r>
+        <w:rPr>
+          <w:rStyle w:val="BuiltInTok"/>
+        </w:rPr>
+        <w:t xml:space="preserve">open</w:t>
+      </w:r>
+      <w:r>
+        <w:rPr>
+          <w:rStyle w:val="NormalTok"/>
+        </w:rPr>
+        <w:t xml:space="preserve">(</w:t>
+      </w:r>
+      <w:r>
+        <w:rPr>
+          <w:rStyle w:val="StringTok"/>
+        </w:rPr>
+        <w:t xml:space="preserve">'data/readings.jsonl'</w:t>
+      </w:r>
+      <w:r>
+        <w:rPr>
+          <w:rStyle w:val="NormalTok"/>
+        </w:rPr>
+        <w:t xml:space="preserve">, encoding</w:t>
+      </w:r>
+      <w:r>
+        <w:rPr>
+          <w:rStyle w:val="OperatorTok"/>
+        </w:rPr>
+        <w:t xml:space="preserve">=</w:t>
+      </w:r>
+      <w:r>
+        <w:rPr>
+          <w:rStyle w:val="StringTok"/>
+        </w:rPr>
+        <w:t xml:space="preserve">'utf-8'</w:t>
+      </w:r>
+      <w:r>
+        <w:rPr>
+          <w:rStyle w:val="NormalTok"/>
+        </w:rPr>
+        <w:t xml:space="preserve">)]</w:t>
+      </w:r>
+      <w:r>
+        <w:br/>
+      </w:r>
+      <w:r>
+        <w:rPr>
+          <w:rStyle w:val="CommentTok"/>
+        </w:rPr>
+        <w:t xml:space="preserve"># 每条带 sources: [{file, line, class}, ...] ⇒ 第三方可自己去那一行核</w:t>
+      </w:r>
+      <w:r>
+        <w:br/>
+      </w:r>
+      <w:r>
+        <w:rPr>
+          <w:rStyle w:val="NormalTok"/>
+        </w:rPr>
+        <w:t xml:space="preserve">hit </w:t>
+      </w:r>
+      <w:r>
+        <w:rPr>
+          <w:rStyle w:val="OperatorTok"/>
+        </w:rPr>
+        <w:t xml:space="preserve">=</w:t>
+      </w:r>
+      <w:r>
+        <w:rPr>
+          <w:rStyle w:val="NormalTok"/>
+        </w:rPr>
+        <w:t xml:space="preserve"> [r </w:t>
+      </w:r>
+      <w:r>
+        <w:rPr>
+          <w:rStyle w:val="ControlFlowTok"/>
+        </w:rPr>
+        <w:t xml:space="preserve">for</w:t>
+      </w:r>
+      <w:r>
+        <w:rPr>
+          <w:rStyle w:val="NormalTok"/>
+        </w:rPr>
+        <w:t xml:space="preserve"> r </w:t>
+      </w:r>
+      <w:r>
+        <w:rPr>
+          <w:rStyle w:val="KeywordTok"/>
+        </w:rPr>
+        <w:t xml:space="preserve">in</w:t>
+      </w:r>
+      <w:r>
+        <w:rPr>
+          <w:rStyle w:val="NormalTok"/>
+        </w:rPr>
+        <w:t xml:space="preserve"> rd </w:t>
+      </w:r>
+      <w:r>
+        <w:rPr>
+          <w:rStyle w:val="ControlFlowTok"/>
+        </w:rPr>
+        <w:t xml:space="preserve">if</w:t>
+      </w:r>
+      <w:r>
+        <w:rPr>
+          <w:rStyle w:val="NormalTok"/>
+        </w:rPr>
+        <w:t xml:space="preserve"> r[</w:t>
+      </w:r>
+      <w:r>
+        <w:rPr>
+          <w:rStyle w:val="StringTok"/>
+        </w:rPr>
+        <w:t xml:space="preserve">'token'</w:t>
+      </w:r>
+      <w:r>
+        <w:rPr>
+          <w:rStyle w:val="NormalTok"/>
+        </w:rPr>
+        <w:t xml:space="preserve">] </w:t>
+      </w:r>
+      <w:r>
+        <w:rPr>
+          <w:rStyle w:val="OperatorTok"/>
+        </w:rPr>
+        <w:t xml:space="preserve">==</w:t>
+      </w:r>
+      <w:r>
+        <w:rPr>
+          <w:rStyle w:val="NormalTok"/>
+        </w:rPr>
+        <w:t xml:space="preserve"> </w:t>
+      </w:r>
+      <w:r>
+        <w:rPr>
+          <w:rStyle w:val="StringTok"/>
+        </w:rPr>
+        <w:t xml:space="preserve">'0.886'</w:t>
+      </w:r>
+      <w:r>
+        <w:rPr>
+          <w:rStyle w:val="NormalTok"/>
+        </w:rPr>
+        <w:t xml:space="preserve">]</w:t>
+      </w:r>
+    </w:p>
+    <w:bookmarkEnd w:id="24"/>
+    <w:bookmarkStart w:id="25" w:name="查某个读数从哪来"/>
+    <w:p>
+      <w:pPr>
+        <w:pStyle w:val="Heading3"/>
+      </w:pPr>
+      <w:r>
+        <w:t xml:space="preserve">3) 查某个读数从哪来</w:t>
+      </w:r>
+    </w:p>
+    <w:p>
+      <w:pPr>
+        <w:pStyle w:val="SourceCode"/>
+      </w:pPr>
+      <w:r>
+        <w:rPr>
+          <w:rStyle w:val="NormalTok"/>
+        </w:rPr>
+        <w:t xml:space="preserve">neg </w:t>
+      </w:r>
+      <w:r>
+        <w:rPr>
+          <w:rStyle w:val="OperatorTok"/>
+        </w:rPr>
+        <w:t xml:space="preserve">=</w:t>
+      </w:r>
+      <w:r>
+        <w:rPr>
+          <w:rStyle w:val="NormalTok"/>
+        </w:rPr>
+        <w:t xml:space="preserve"> [json.loads(l) </w:t>
+      </w:r>
+      <w:r>
+        <w:rPr>
+          <w:rStyle w:val="ControlFlowTok"/>
+        </w:rPr>
+        <w:t xml:space="preserve">for</w:t>
+      </w:r>
+      <w:r>
+        <w:rPr>
+          <w:rStyle w:val="NormalTok"/>
+        </w:rPr>
+        <w:t xml:space="preserve"> l </w:t>
+      </w:r>
+      <w:r>
+        <w:rPr>
+          <w:rStyle w:val="KeywordTok"/>
+        </w:rPr>
+        <w:t xml:space="preserve">in</w:t>
+      </w:r>
+      <w:r>
+        <w:rPr>
+          <w:rStyle w:val="NormalTok"/>
+        </w:rPr>
+        <w:t xml:space="preserve"> </w:t>
+      </w:r>
+      <w:r>
+        <w:rPr>
+          <w:rStyle w:val="BuiltInTok"/>
+        </w:rPr>
+        <w:t xml:space="preserve">open</w:t>
+      </w:r>
+      <w:r>
+        <w:rPr>
+          <w:rStyle w:val="NormalTok"/>
+        </w:rPr>
+        <w:t xml:space="preserve">(</w:t>
+      </w:r>
+      <w:r>
+        <w:rPr>
+          <w:rStyle w:val="StringTok"/>
+        </w:rPr>
+        <w:t xml:space="preserve">'data/negative_results.jsonl'</w:t>
+      </w:r>
+      <w:r>
+        <w:rPr>
+          <w:rStyle w:val="NormalTok"/>
+        </w:rPr>
+        <w:t xml:space="preserve">, encoding</w:t>
+      </w:r>
+      <w:r>
+        <w:rPr>
+          <w:rStyle w:val="OperatorTok"/>
+        </w:rPr>
+        <w:t xml:space="preserve">=</w:t>
+      </w:r>
+      <w:r>
+        <w:rPr>
+          <w:rStyle w:val="StringTok"/>
+        </w:rPr>
+        <w:t xml:space="preserve">'utf-8'</w:t>
+      </w:r>
+      <w:r>
+        <w:rPr>
+          <w:rStyle w:val="NormalTok"/>
+        </w:rPr>
+        <w:t xml:space="preserve">)]</w:t>
+      </w:r>
+      <w:r>
+        <w:br/>
+      </w:r>
+      <w:r>
+        <w:rPr>
+          <w:rStyle w:val="NormalTok"/>
+        </w:rPr>
+        <w:t xml:space="preserve">undet </w:t>
+      </w:r>
+      <w:r>
+        <w:rPr>
+          <w:rStyle w:val="OperatorTok"/>
+        </w:rPr>
+        <w:t xml:space="preserve">=</w:t>
+      </w:r>
+      <w:r>
+        <w:rPr>
+          <w:rStyle w:val="NormalTok"/>
+        </w:rPr>
+        <w:t xml:space="preserve"> [r </w:t>
+      </w:r>
+      <w:r>
+        <w:rPr>
+          <w:rStyle w:val="ControlFlowTok"/>
+        </w:rPr>
+        <w:t xml:space="preserve">for</w:t>
+      </w:r>
+      <w:r>
+        <w:rPr>
+          <w:rStyle w:val="NormalTok"/>
+        </w:rPr>
+        <w:t xml:space="preserve"> r </w:t>
+      </w:r>
+      <w:r>
+        <w:rPr>
+          <w:rStyle w:val="KeywordTok"/>
+        </w:rPr>
+        <w:t xml:space="preserve">in</w:t>
+      </w:r>
+      <w:r>
+        <w:rPr>
+          <w:rStyle w:val="NormalTok"/>
+        </w:rPr>
+        <w:t xml:space="preserve"> neg </w:t>
+      </w:r>
+      <w:r>
+        <w:rPr>
+          <w:rStyle w:val="ControlFlowTok"/>
+        </w:rPr>
+        <w:t xml:space="preserve">if</w:t>
+      </w:r>
+      <w:r>
+        <w:rPr>
+          <w:rStyle w:val="NormalTok"/>
+        </w:rPr>
+        <w:t xml:space="preserve"> </w:t>
+      </w:r>
+      <w:r>
+        <w:rPr>
+          <w:rStyle w:val="StringTok"/>
+        </w:rPr>
+        <w:t xml:space="preserve">'不可分辨'</w:t>
+      </w:r>
+      <w:r>
+        <w:rPr>
+          <w:rStyle w:val="NormalTok"/>
+        </w:rPr>
+        <w:t xml:space="preserve"> </w:t>
+      </w:r>
+      <w:r>
+        <w:rPr>
+          <w:rStyle w:val="KeywordTok"/>
+        </w:rPr>
+        <w:t xml:space="preserve">in</w:t>
+      </w:r>
+      <w:r>
+        <w:rPr>
+          <w:rStyle w:val="NormalTok"/>
+        </w:rPr>
+        <w:t xml:space="preserve"> r[</w:t>
+      </w:r>
+      <w:r>
+        <w:rPr>
+          <w:rStyle w:val="StringTok"/>
+        </w:rPr>
+        <w:t xml:space="preserve">'markers'</w:t>
+      </w:r>
+      <w:r>
+        <w:rPr>
+          <w:rStyle w:val="NormalTok"/>
+        </w:rPr>
+        <w:t xml:space="preserve">] </w:t>
+      </w:r>
+      <w:r>
+        <w:rPr>
+          <w:rStyle w:val="KeywordTok"/>
+        </w:rPr>
+        <w:t xml:space="preserve">and</w:t>
+      </w:r>
+      <w:r>
+        <w:rPr>
+          <w:rStyle w:val="NormalTok"/>
+        </w:rPr>
+        <w:t xml:space="preserve"> r[</w:t>
+      </w:r>
+      <w:r>
+        <w:rPr>
+          <w:rStyle w:val="StringTok"/>
+        </w:rPr>
+        <w:t xml:space="preserve">'numbers'</w:t>
+      </w:r>
+      <w:r>
+        <w:rPr>
+          <w:rStyle w:val="NormalTok"/>
+        </w:rPr>
+        <w:t xml:space="preserve">]]</w:t>
+      </w:r>
+      <w:r>
+        <w:br/>
+      </w:r>
+      <w:r>
+        <w:rPr>
+          <w:rStyle w:val="CommentTok"/>
+        </w:rPr>
+        <w:t xml:space="preserve"># 每条：paper / file / line / section / markers / numbers / text</w:t>
+      </w:r>
+    </w:p>
+    <w:p>
+      <w:r>
+        <w:pict>
+          <v:rect style="width:0;height:1.5pt" o:hralign="center" o:hrstd="t" o:hr="t"/>
+        </w:pict>
+      </w:r>
+    </w:p>
+    <w:bookmarkEnd w:id="25"/>
+    <w:bookmarkEnd w:id="26"/>
+    <w:bookmarkStart w:id="28" w:name="数据集索引"/>
+    <w:p>
+      <w:pPr>
+        <w:pStyle w:val="Heading2"/>
+      </w:pPr>
+      <w:r>
+        <w:t xml:space="preserve">数据集索引</w:t>
+      </w:r>
+    </w:p>
+    <w:p>
+      <w:pPr>
+        <w:pStyle w:val="FirstParagraph"/>
+      </w:pPr>
+      <w:r>
+        <w:t xml:space="preserve">见</w:t>
+      </w:r>
+      <w:r>
+        <w:t xml:space="preserve"> </w:t>
+      </w:r>
+      <w:hyperlink r:id="rId21">
+        <w:r>
+          <w:rPr>
+            <w:rStyle w:val="Hyperlink"/>
+            <w:bCs/>
+            <w:b/>
+          </w:rPr>
+          <w:t xml:space="preserve">DATASETS.md</w:t>
+        </w:r>
+      </w:hyperlink>
+      <w:r>
+        <w:t xml:space="preserve">（由</w:t>
+      </w:r>
+      <w:r>
+        <w:t xml:space="preserve"> </w:t>
+      </w:r>
+      <w:r>
+        <w:rPr>
+          <w:rStyle w:val="VerbatimChar"/>
+        </w:rPr>
+        <w:t xml:space="preserve">tools/build_data_package.py</w:t>
+      </w:r>
+      <w:r>
+        <w:t xml:space="preserve"> </w:t>
+      </w:r>
+      <w:r>
+        <w:t xml:space="preserve">自动生成，勿手改）。</w:t>
+      </w:r>
+    </w:p>
+    <w:tbl>
+      <w:tblPr>
+        <w:tblStyle w:val="Table"/>
+        <w:tblW w:type="pct" w:w="5000"/>
+        <w:tblLook w:firstRow="1" w:lastRow="0" w:firstColumn="0" w:lastColumn="0" w:noHBand="0" w:noVBand="0" w:val="0020"/>
+      </w:tblPr>
+      <w:tblGrid>
+        <w:gridCol w:w="2640"/>
+        <w:gridCol w:w="2640"/>
+        <w:gridCol w:w="2640"/>
+      </w:tblGrid>
+      <w:tr>
+        <w:trPr>
+          <w:tblHeader w:val="true"/>
+        </w:trPr>
+        <w:tc>
+          <w:tcPr/>
+          <w:p>
+            <w:pPr>
+              <w:pStyle w:val="Compact"/>
+              <w:jc w:val="left"/>
+            </w:pPr>
+            <w:r>
+              <w:t xml:space="preserve">数据集</w:t>
+            </w:r>
+          </w:p>
+        </w:tc>
+        <w:tc>
+          <w:tcPr/>
+          <w:p>
+            <w:pPr>
+              <w:pStyle w:val="Compact"/>
+              <w:jc w:val="right"/>
+            </w:pPr>
+            <w:r>
+              <w:t xml:space="preserve">行数</w:t>
+            </w:r>
+          </w:p>
+        </w:tc>
+        <w:tc>
+          <w:tcPr/>
+          <w:p>
+            <w:pPr>
+              <w:pStyle w:val="Compact"/>
+              <w:jc w:val="left"/>
+            </w:pPr>
+            <w:r>
+              <w:t xml:space="preserve">是什么</w:t>
+            </w:r>
+          </w:p>
+        </w:tc>
+      </w:tr>
+      <w:tr>
+        <w:tc>
+          <w:tcPr/>
+          <w:p>
+            <w:pPr>
+              <w:pStyle w:val="Compact"/>
+              <w:jc w:val="left"/>
+            </w:pPr>
+            <w:r>
+              <w:rPr>
+                <w:rStyle w:val="VerbatimChar"/>
+              </w:rPr>
+              <w:t xml:space="preserve">readings</w:t>
+            </w:r>
+          </w:p>
+        </w:tc>
+        <w:tc>
+          <w:tcPr/>
+          <w:p>
+            <w:pPr>
+              <w:pStyle w:val="Compact"/>
+              <w:jc w:val="right"/>
+            </w:pPr>
+            <w:r>
+              <w:t xml:space="preserve">1678</w:t>
+            </w:r>
+          </w:p>
+        </w:tc>
+        <w:tc>
+          <w:tcPr/>
+          <w:p>
+            <w:pPr>
+              <w:pStyle w:val="Compact"/>
+              <w:jc w:val="left"/>
+            </w:pPr>
+            <w:r>
+              <w:t xml:space="preserve">读数全集：token × 篇，含出处与出处等级</w:t>
+            </w:r>
+          </w:p>
+        </w:tc>
+      </w:tr>
+      <w:tr>
+        <w:tc>
+          <w:tcPr/>
+          <w:p>
+            <w:pPr>
+              <w:pStyle w:val="Compact"/>
+              <w:jc w:val="left"/>
+            </w:pPr>
+            <w:r>
+              <w:rPr>
+                <w:rStyle w:val="VerbatimChar"/>
+              </w:rPr>
+              <w:t xml:space="preserve">negative_results</w:t>
+            </w:r>
+          </w:p>
+        </w:tc>
+        <w:tc>
+          <w:tcPr/>
+          <w:p>
+            <w:pPr>
+              <w:pStyle w:val="Compact"/>
+              <w:jc w:val="right"/>
+            </w:pPr>
+            <w:r>
+              <w:t xml:space="preserve">475</w:t>
+            </w:r>
+          </w:p>
+        </w:tc>
+        <w:tc>
+          <w:tcPr/>
+          <w:p>
+            <w:pPr>
+              <w:pStyle w:val="Compact"/>
+              <w:jc w:val="left"/>
+            </w:pPr>
+            <w:r>
+              <w:t xml:space="preserve">阴性/未定结果行（不可分辨、未测、未检出…）</w:t>
+            </w:r>
+          </w:p>
+        </w:tc>
+      </w:tr>
+      <w:tr>
+        <w:tc>
+          <w:tcPr/>
+          <w:p>
+            <w:pPr>
+              <w:pStyle w:val="Compact"/>
+              <w:jc w:val="left"/>
+            </w:pPr>
+            <w:r>
+              <w:rPr>
+                <w:rStyle w:val="VerbatimChar"/>
+              </w:rPr>
+              <w:t xml:space="preserve">open_tasks</w:t>
+            </w:r>
+          </w:p>
+        </w:tc>
+        <w:tc>
+          <w:tcPr/>
+          <w:p>
+            <w:pPr>
+              <w:pStyle w:val="Compact"/>
+              <w:jc w:val="right"/>
+            </w:pPr>
+            <w:r>
+              <w:t xml:space="preserve">45</w:t>
+            </w:r>
+          </w:p>
+        </w:tc>
+        <w:tc>
+          <w:tcPr/>
+          <w:p>
+            <w:pPr>
+              <w:pStyle w:val="Compact"/>
+              <w:jc w:val="left"/>
+            </w:pPr>
+            <w:r>
+              <w:t xml:space="preserve">待取证任务（要补什么 / 去哪找 / 判据 / 回填后影响 / 成本）</w:t>
+            </w:r>
+          </w:p>
+        </w:tc>
+      </w:tr>
+      <w:tr>
+        <w:tc>
+          <w:tcPr/>
+          <w:p>
+            <w:pPr>
+              <w:pStyle w:val="Compact"/>
+              <w:jc w:val="left"/>
+            </w:pPr>
+            <w:r>
+              <w:rPr>
+                <w:rStyle w:val="VerbatimChar"/>
+              </w:rPr>
+              <w:t xml:space="preserve">audit_verdicts</w:t>
+            </w:r>
+          </w:p>
+        </w:tc>
+        <w:tc>
+          <w:tcPr/>
+          <w:p>
+            <w:pPr>
+              <w:pStyle w:val="Compact"/>
+              <w:jc w:val="right"/>
+            </w:pPr>
+            <w:r>
+              <w:t xml:space="preserve">108</w:t>
+            </w:r>
+          </w:p>
+        </w:tc>
+        <w:tc>
+          <w:tcPr/>
+          <w:p>
+            <w:pPr>
+              <w:pStyle w:val="Compact"/>
+              <w:jc w:val="left"/>
+            </w:pPr>
+            <w:r>
+              <w:t xml:space="preserve">审稿逐条判定</w:t>
+            </w:r>
+          </w:p>
+        </w:tc>
+      </w:tr>
+      <w:tr>
+        <w:tc>
+          <w:tcPr/>
+          <w:p>
+            <w:pPr>
+              <w:pStyle w:val="Compact"/>
+              <w:jc w:val="left"/>
+            </w:pPr>
+            <w:r>
+              <w:rPr>
+                <w:rStyle w:val="VerbatimChar"/>
+              </w:rPr>
+              <w:t xml:space="preserve">audit_objects</w:t>
+            </w:r>
+          </w:p>
+        </w:tc>
+        <w:tc>
+          <w:tcPr/>
+          <w:p>
+            <w:pPr>
+              <w:pStyle w:val="Compact"/>
+              <w:jc w:val="right"/>
+            </w:pPr>
+            <w:r>
+              <w:t xml:space="preserve">23</w:t>
+            </w:r>
+          </w:p>
+        </w:tc>
+        <w:tc>
+          <w:tcPr/>
+          <w:p>
+            <w:pPr>
+              <w:pStyle w:val="Compact"/>
+              <w:jc w:val="left"/>
+            </w:pPr>
+            <w:r>
+              <w:t xml:space="preserve">每次判定的</w:t>
+            </w:r>
+            <w:r>
+              <w:rPr>
+                <w:bCs/>
+                <w:b/>
+              </w:rPr>
+              <w:t xml:space="preserve">被审对象身份</w:t>
+            </w:r>
+            <w:r>
+              <w:t xml:space="preserve">（sha）—— 判定只对它审的那一版有效</w:t>
+            </w:r>
+          </w:p>
+        </w:tc>
+      </w:tr>
+      <w:tr>
+        <w:tc>
+          <w:tcPr/>
+          <w:p>
+            <w:pPr>
+              <w:pStyle w:val="Compact"/>
+              <w:jc w:val="left"/>
+            </w:pPr>
+            <w:r>
+              <w:rPr>
+                <w:rStyle w:val="VerbatimChar"/>
+              </w:rPr>
+              <w:t xml:space="preserve">pointer_migrations</w:t>
+            </w:r>
+          </w:p>
+        </w:tc>
+        <w:tc>
+          <w:tcPr/>
+          <w:p>
+            <w:pPr>
+              <w:pStyle w:val="Compact"/>
+              <w:jc w:val="right"/>
+            </w:pPr>
+            <w:r>
+              <w:t xml:space="preserve">1</w:t>
+            </w:r>
+          </w:p>
+        </w:tc>
+        <w:tc>
+          <w:tcPr/>
+          <w:p>
+            <w:pPr>
+              <w:pStyle w:val="Compact"/>
+              <w:jc w:val="left"/>
+            </w:pPr>
+            <w:r>
+              <w:t xml:space="preserve">指针迁移 25 条（原样保留）</w:t>
+            </w:r>
+          </w:p>
+        </w:tc>
+      </w:tr>
+    </w:tbl>
+    <w:p>
+      <w:pPr>
+        <w:pStyle w:val="BodyText"/>
+      </w:pPr>
+      <w:r>
+        <w:rPr>
+          <w:bCs/>
+          <w:b/>
+        </w:rPr>
+        <w:t xml:space="preserve">出处等级</w:t>
+      </w:r>
+      <w:r>
+        <w:t xml:space="preserve">：</w:t>
+      </w:r>
+      <w:r>
+        <w:rPr>
+          <w:rStyle w:val="VerbatimChar"/>
+        </w:rPr>
+        <w:t xml:space="preserve">一手材料</w:t>
+      </w:r>
+      <w:r>
+        <w:t xml:space="preserve">（在</w:t>
+      </w:r>
+      <w:r>
+        <w:t xml:space="preserve"> </w:t>
+      </w:r>
+      <w:r>
+        <w:rPr>
+          <w:rStyle w:val="VerbatimChar"/>
+        </w:rPr>
+        <w:t xml:space="preserve">来源与底稿/</w:t>
+      </w:r>
+      <w:r>
+        <w:t xml:space="preserve"> </w:t>
+      </w:r>
+      <w:r>
+        <w:t xml:space="preserve">里）&gt;</w:t>
+      </w:r>
+      <w:r>
+        <w:t xml:space="preserve"> </w:t>
+      </w:r>
+      <w:r>
+        <w:rPr>
+          <w:rStyle w:val="VerbatimChar"/>
+        </w:rPr>
+        <w:t xml:space="preserve">审稿留痕</w:t>
+      </w:r>
+      <w:r>
+        <w:t xml:space="preserve"> </w:t>
+      </w:r>
+      <w:r>
+        <w:t xml:space="preserve">&gt;</w:t>
+      </w:r>
+      <w:r>
+        <w:t xml:space="preserve"> </w:t>
+      </w:r>
+      <w:r>
+        <w:rPr>
+          <w:rStyle w:val="VerbatimChar"/>
+        </w:rPr>
+        <w:t xml:space="preserve">复算底稿</w:t>
+      </w:r>
+      <w:r>
+        <w:t xml:space="preserve"> </w:t>
+      </w:r>
+      <w:r>
+        <w:t xml:space="preserve">&gt;</w:t>
+      </w:r>
+      <w:r>
+        <w:t xml:space="preserve"> </w:t>
+      </w:r>
+      <w:r>
+        <w:rPr>
+          <w:rStyle w:val="VerbatimChar"/>
+        </w:rPr>
+        <w:t xml:space="preserve">改稿规格</w:t>
+      </w:r>
+      <w:r>
+        <w:t xml:space="preserve"> </w:t>
+      </w:r>
+      <w:r>
+        <w:t xml:space="preserve">&gt;</w:t>
+      </w:r>
+      <w:r>
+        <w:t xml:space="preserve"> </w:t>
+      </w:r>
+      <w:r>
+        <w:rPr>
+          <w:rStyle w:val="VerbatimChar"/>
+        </w:rPr>
+        <w:t xml:space="preserve">前作基线</w:t>
+      </w:r>
+      <w:r>
+        <w:t xml:space="preserve">。</w:t>
+      </w:r>
+      <w:r>
+        <w:t xml:space="preserve"> </w:t>
+      </w:r>
+      <w:r>
+        <w:t xml:space="preserve">规则细节见</w:t>
+      </w:r>
+      <w:r>
+        <w:t xml:space="preserve"> </w:t>
+      </w:r>
+      <w:hyperlink r:id="rId27">
+        <w:r>
+          <w:rPr>
+            <w:rStyle w:val="Hyperlink"/>
+          </w:rPr>
+          <w:t xml:space="preserve">PROVENANCE.md</w:t>
+        </w:r>
+      </w:hyperlink>
+      <w:r>
+        <w:t xml:space="preserve">。</w:t>
+      </w:r>
+    </w:p>
+    <w:p>
+      <w:r>
+        <w:pict>
+          <v:rect style="width:0;height:1.5pt" o:hralign="center" o:hrstd="t" o:hr="t"/>
+        </w:pict>
+      </w:r>
+    </w:p>
+    <w:bookmarkEnd w:id="28"/>
+    <w:bookmarkStart w:id="29" w:name="叙述层五篇结论文档-过程记录不是投稿件"/>
+    <w:p>
+      <w:pPr>
+        <w:pStyle w:val="Heading2"/>
+      </w:pPr>
+      <w:r>
+        <w:t xml:space="preserve">叙述层：五篇结论文档（= 过程记录，不是投稿件）</w:t>
       </w:r>
     </w:p>
     <w:tbl>
@@ -179,39 +2107,84 @@
               <w:jc w:val="left"/>
             </w:pPr>
             <w:r>
-              <w:t xml:space="preserve">创造力研究里「</w:t>
-            </w:r>
+              <w:t xml:space="preserve">「看起来完成」与「被独立验证过」之间有系统性落差；给出可执行防伪规程 + 外部只读审计协议</w:t>
+            </w:r>
+          </w:p>
+        </w:tc>
+        <w:tc>
+          <w:tcPr/>
+          <w:p>
+            <w:pPr>
+              <w:pStyle w:val="Compact"/>
+              <w:jc w:val="left"/>
+            </w:pPr>
+            <w:r>
+              <w:t xml:space="preserve">成稿（position paper，无主实验）</w:t>
+            </w:r>
+          </w:p>
+        </w:tc>
+      </w:tr>
+      <w:tr>
+        <w:tc>
+          <w:tcPr/>
+          <w:p>
+            <w:pPr>
+              <w:pStyle w:val="Compact"/>
+              <w:jc w:val="center"/>
+            </w:pPr>
             <w:r>
               <w:rPr>
                 <w:bCs/>
                 <w:b/>
               </w:rPr>
-              <w:t xml:space="preserve">看起来完成</w:t>
-            </w:r>
-            <w:r>
-              <w:t xml:space="preserve">」与「</w:t>
+              <w:t xml:space="preserve">A</w:t>
+            </w:r>
+          </w:p>
+        </w:tc>
+        <w:tc>
+          <w:tcPr/>
+          <w:p>
+            <w:pPr>
+              <w:pStyle w:val="Compact"/>
+              <w:jc w:val="left"/>
+            </w:pPr>
+            <w:r>
+              <w:rPr>
+                <w:iCs/>
+                <w:i/>
+              </w:rPr>
+              <w:t xml:space="preserve">Selection Is Not Creation</w:t>
+            </w:r>
+          </w:p>
+        </w:tc>
+        <w:tc>
+          <w:tcPr/>
+          <w:p>
+            <w:pPr>
+              <w:pStyle w:val="Compact"/>
+              <w:jc w:val="left"/>
+            </w:pPr>
+            <w:r>
+              <w:t xml:space="preserve">在有外部可核验依据的域上，工作流类创造力方法不产生增量</w:t>
+            </w:r>
+          </w:p>
+        </w:tc>
+        <w:tc>
+          <w:tcPr/>
+          <w:p>
+            <w:pPr>
+              <w:pStyle w:val="Compact"/>
+              <w:jc w:val="left"/>
+            </w:pPr>
+            <w:r>
+              <w:t xml:space="preserve">结论为</w:t>
             </w:r>
             <w:r>
               <w:rPr>
                 <w:bCs/>
                 <w:b/>
               </w:rPr>
-              <w:t xml:space="preserve">被独立验证过</w:t>
-            </w:r>
-            <w:r>
-              <w:t xml:space="preserve">」之间有系统性落差；给出可执行防伪规程 + 外部只读审计协议</w:t>
-            </w:r>
-          </w:p>
-        </w:tc>
-        <w:tc>
-          <w:tcPr/>
-          <w:p>
-            <w:pPr>
-              <w:pStyle w:val="Compact"/>
-              <w:jc w:val="left"/>
-            </w:pPr>
-            <w:r>
-              <w:t xml:space="preserve">成稿</w:t>
+              <w:t xml:space="preserve">窄表述</w:t>
             </w:r>
           </w:p>
         </w:tc>
@@ -229,7 +2202,7 @@
                 <w:bCs/>
                 <w:b/>
               </w:rPr>
-              <w:t xml:space="preserve">A</w:t>
+              <w:t xml:space="preserve">D</w:t>
             </w:r>
           </w:p>
         </w:tc>
@@ -245,51 +2218,109 @@
                 <w:iCs/>
                 <w:i/>
               </w:rPr>
-              <w:t xml:space="preserve">Selection Is Not Creation</w:t>
-            </w:r>
-          </w:p>
-        </w:tc>
-        <w:tc>
-          <w:tcPr/>
-          <w:p>
-            <w:pPr>
-              <w:pStyle w:val="Compact"/>
-              <w:jc w:val="left"/>
-            </w:pPr>
-            <w:r>
-              <w:t xml:space="preserve">在有外部可核验依据的域上，</w:t>
+              <w:t xml:space="preserve">A State Machine Is Not Yet a Prompt</w:t>
+            </w:r>
+          </w:p>
+        </w:tc>
+        <w:tc>
+          <w:tcPr/>
+          <w:p>
+            <w:pPr>
+              <w:pStyle w:val="Compact"/>
+              <w:jc w:val="left"/>
+            </w:pPr>
+            <w:r>
+              <w:t xml:space="preserve">当前形态的状态机</w:t>
             </w:r>
             <w:r>
               <w:rPr>
                 <w:bCs/>
                 <w:b/>
               </w:rPr>
-              <w:t xml:space="preserve">工作流类创造力方法不产生增量</w:t>
-            </w:r>
-            <w:r>
-              <w:t xml:space="preserve">；「在有限样本上选赢家」是过拟合的结构性根源</w:t>
-            </w:r>
-          </w:p>
-        </w:tc>
-        <w:tc>
-          <w:tcPr/>
-          <w:p>
-            <w:pPr>
-              <w:pStyle w:val="Compact"/>
-              <w:jc w:val="left"/>
-            </w:pPr>
-            <w:r>
-              <w:t xml:space="preserve">可投（结论为</w:t>
-            </w:r>
+              <w:t xml:space="preserve">未被证明</w:t>
+            </w:r>
+            <w:r>
+              <w:t xml:space="preserve">优于等强度提示词 —— 边界结论</w:t>
+            </w:r>
+          </w:p>
+        </w:tc>
+        <w:tc>
+          <w:tcPr/>
+          <w:p>
+            <w:pPr>
+              <w:pStyle w:val="Compact"/>
+              <w:jc w:val="left"/>
+            </w:pPr>
+            <w:r>
+              <w:t xml:space="preserve">整合稿</w:t>
+            </w:r>
+          </w:p>
+        </w:tc>
+      </w:tr>
+      <w:tr>
+        <w:tc>
+          <w:tcPr/>
+          <w:p>
+            <w:pPr>
+              <w:pStyle w:val="Compact"/>
+              <w:jc w:val="center"/>
+            </w:pPr>
             <w:r>
               <w:rPr>
                 <w:bCs/>
                 <w:b/>
               </w:rPr>
-              <w:t xml:space="preserve">窄表述</w:t>
-            </w:r>
-            <w:r>
-              <w:t xml:space="preserve">，见下）</w:t>
+              <w:t xml:space="preserve">L1</w:t>
+            </w:r>
+          </w:p>
+        </w:tc>
+        <w:tc>
+          <w:tcPr/>
+          <w:p>
+            <w:pPr>
+              <w:pStyle w:val="Compact"/>
+              <w:jc w:val="left"/>
+            </w:pPr>
+            <w:r>
+              <w:rPr>
+                <w:iCs/>
+                <w:i/>
+              </w:rPr>
+              <w:t xml:space="preserve">Premature Convergence Is a Structural-Dimensional Collapse</w:t>
+            </w:r>
+          </w:p>
+        </w:tc>
+        <w:tc>
+          <w:tcPr/>
+          <w:p>
+            <w:pPr>
+              <w:pStyle w:val="Compact"/>
+              <w:jc w:val="left"/>
+            </w:pPr>
+            <w:r>
+              <w:t xml:space="preserve">「闭合」是相对于参照系的可证伪命题；三层分离协议</w:t>
+            </w:r>
+          </w:p>
+        </w:tc>
+        <w:tc>
+          <w:tcPr/>
+          <w:p>
+            <w:pPr>
+              <w:pStyle w:val="Compact"/>
+              <w:jc w:val="left"/>
+            </w:pPr>
+            <w:r>
+              <w:t xml:space="preserve">判决</w:t>
+            </w:r>
+            <w:r>
+              <w:rPr>
+                <w:bCs/>
+                <w:b/>
+              </w:rPr>
+              <w:t xml:space="preserve">混合</w:t>
+            </w:r>
+            <w:r>
+              <w:t xml:space="preserve">（表述层成立 / 解码层否定 / 注意力归因不支持）</w:t>
             </w:r>
           </w:p>
         </w:tc>
@@ -307,7 +2338,60 @@
                 <w:bCs/>
                 <w:b/>
               </w:rPr>
-              <w:t xml:space="preserve">D</w:t>
+              <w:t xml:space="preserve">L3</w:t>
+            </w:r>
+          </w:p>
+        </w:tc>
+        <w:tc>
+          <w:tcPr/>
+          <w:p>
+            <w:pPr>
+              <w:pStyle w:val="Compact"/>
+              <w:jc w:val="left"/>
+            </w:pPr>
+            <w:r>
+              <w:t xml:space="preserve">层3 自修改</w:t>
+            </w:r>
+          </w:p>
+        </w:tc>
+        <w:tc>
+          <w:tcPr/>
+          <w:p>
+            <w:pPr>
+              <w:pStyle w:val="Compact"/>
+              <w:jc w:val="left"/>
+            </w:pPr>
+            <w:r>
+              <w:t xml:space="preserve">自迭代/学习路线的机制与边界</w:t>
+            </w:r>
+          </w:p>
+        </w:tc>
+        <w:tc>
+          <w:tcPr/>
+          <w:p>
+            <w:pPr>
+              <w:pStyle w:val="Compact"/>
+              <w:jc w:val="left"/>
+            </w:pPr>
+            <w:r>
+              <w:t xml:space="preserve">成稿</w:t>
+            </w:r>
+          </w:p>
+        </w:tc>
+      </w:tr>
+      <w:tr>
+        <w:tc>
+          <w:tcPr/>
+          <w:p>
+            <w:pPr>
+              <w:pStyle w:val="Compact"/>
+              <w:jc w:val="center"/>
+            </w:pPr>
+            <w:r>
+              <w:rPr>
+                <w:strike/>
+              </w:rPr>
+              <w:t xml:space="preserve">B</w:t>
             </w:r>
           </w:p>
         </w:tc>
@@ -323,148 +2407,6 @@
                 <w:iCs/>
                 <w:i/>
               </w:rPr>
-              <w:t xml:space="preserve">A State Machine Is Not Yet a Prompt</w:t>
-            </w:r>
-          </w:p>
-        </w:tc>
-        <w:tc>
-          <w:tcPr/>
-          <w:p>
-            <w:pPr>
-              <w:pStyle w:val="Compact"/>
-              <w:jc w:val="left"/>
-            </w:pPr>
-            <w:r>
-              <w:rPr>
-                <w:bCs/>
-                <w:b/>
-              </w:rPr>
-              <w:t xml:space="preserve">当前形态的状态机未被证明优于等强度提示词</w:t>
-            </w:r>
-            <w:r>
-              <w:t xml:space="preserve">——这是边界结论；贡献在「如何把这个问题变成可判定的」</w:t>
-            </w:r>
-          </w:p>
-        </w:tc>
-        <w:tc>
-          <w:tcPr/>
-          <w:p>
-            <w:pPr>
-              <w:pStyle w:val="Compact"/>
-              <w:jc w:val="left"/>
-            </w:pPr>
-            <w:r>
-              <w:t xml:space="preserve">整合稿</w:t>
-            </w:r>
-          </w:p>
-        </w:tc>
-      </w:tr>
-      <w:tr>
-        <w:tc>
-          <w:tcPr/>
-          <w:p>
-            <w:pPr>
-              <w:pStyle w:val="Compact"/>
-              <w:jc w:val="center"/>
-            </w:pPr>
-            <w:r>
-              <w:rPr>
-                <w:bCs/>
-                <w:b/>
-              </w:rPr>
-              <w:t xml:space="preserve">L1</w:t>
-            </w:r>
-          </w:p>
-        </w:tc>
-        <w:tc>
-          <w:tcPr/>
-          <w:p>
-            <w:pPr>
-              <w:pStyle w:val="Compact"/>
-              <w:jc w:val="left"/>
-            </w:pPr>
-            <w:r>
-              <w:rPr>
-                <w:iCs/>
-                <w:i/>
-              </w:rPr>
-              <w:t xml:space="preserve">Premature Convergence Is a Structural-Dimensional Collapse</w:t>
-            </w:r>
-          </w:p>
-        </w:tc>
-        <w:tc>
-          <w:tcPr/>
-          <w:p>
-            <w:pPr>
-              <w:pStyle w:val="Compact"/>
-              <w:jc w:val="left"/>
-            </w:pPr>
-            <w:r>
-              <w:t xml:space="preserve">「闭合」是</w:t>
-            </w:r>
-            <w:r>
-              <w:rPr>
-                <w:bCs/>
-                <w:b/>
-              </w:rPr>
-              <w:t xml:space="preserve">相对于参照系</w:t>
-            </w:r>
-            <w:r>
-              <w:t xml:space="preserve">的可证伪命题；给出三层分离协议；判决是</w:t>
-            </w:r>
-            <w:r>
-              <w:rPr>
-                <w:bCs/>
-                <w:b/>
-              </w:rPr>
-              <w:t xml:space="preserve">混合的</w:t>
-            </w:r>
-            <w:r>
-              <w:t xml:space="preserve">（表述层成立 / 解码层否定 / 注意力归因不支持）</w:t>
-            </w:r>
-          </w:p>
-        </w:tc>
-        <w:tc>
-          <w:tcPr/>
-          <w:p>
-            <w:pPr>
-              <w:pStyle w:val="Compact"/>
-              <w:jc w:val="left"/>
-            </w:pPr>
-            <w:r>
-              <w:t xml:space="preserve">正文</w:t>
-            </w:r>
-          </w:p>
-        </w:tc>
-      </w:tr>
-      <w:tr>
-        <w:tc>
-          <w:tcPr/>
-          <w:p>
-            <w:pPr>
-              <w:pStyle w:val="Compact"/>
-              <w:jc w:val="center"/>
-            </w:pPr>
-            <w:r>
-              <w:rPr>
-                <w:strike/>
-              </w:rPr>
-              <w:t xml:space="preserve">B</w:t>
-            </w:r>
-          </w:p>
-        </w:tc>
-        <w:tc>
-          <w:tcPr/>
-          <w:p>
-            <w:pPr>
-              <w:pStyle w:val="Compact"/>
-              <w:jc w:val="left"/>
-            </w:pPr>
-            <w:r>
-              <w:rPr>
-                <w:iCs/>
-                <w:i/>
-              </w:rPr>
               <w:t xml:space="preserve">Genre Drift and Object Drift Are One Mechanism</w:t>
             </w:r>
           </w:p>
@@ -489,20 +2431,7 @@
               <w:jc w:val="left"/>
             </w:pPr>
             <w:r>
-              <w:t xml:space="preserve">⏸</w:t>
-            </w:r>
-            <w:r>
-              <w:t xml:space="preserve"> </w:t>
-            </w:r>
-            <w:r>
-              <w:rPr>
-                <w:bCs/>
-                <w:b/>
-              </w:rPr>
               <w:t xml:space="preserve">只有缺口清单与预注册骨架</w:t>
-            </w:r>
-            <w:r>
-              <w:t xml:space="preserve">（3 项必补实验未做，不出空壳正文）</w:t>
             </w:r>
           </w:p>
         </w:tc>
@@ -517,68 +2446,89 @@
           <w:bCs/>
           <w:b/>
         </w:rPr>
-        <w:t xml:space="preserve">为什么是四篇不是一篇</w:t>
-      </w:r>
-      <w:r>
-        <w:t xml:space="preserve">：</w:t>
-      </w:r>
-      <w:r>
-        <w:rPr>
-          <w:bCs/>
-          <w:b/>
-        </w:rPr>
-        <w:t xml:space="preserve">「合并的诱惑来自『材料都在手上』，不是来自『科学上该合』」</w:t>
-      </w:r>
-      <w:r>
-        <w:t xml:space="preserve">。切分标准是</w:t>
-      </w:r>
-      <w:r>
-        <w:rPr>
-          <w:bCs/>
-          <w:b/>
-        </w:rPr>
-        <w:t xml:space="preserve">一篇 = 一个可独立投稿的 claim</w:t>
-      </w:r>
-      <w:r>
-        <w:t xml:space="preserve">，且须同时满足 ① 独立判据 ② 独立数据 ③ 独立论点。</w:t>
-      </w:r>
-    </w:p>
-    <w:bookmarkStart w:id="20" w:name="目录"/>
-    <w:p>
-      <w:pPr>
-        <w:pStyle w:val="Heading3"/>
-      </w:pPr>
-      <w:r>
-        <w:t xml:space="preserve">目录</w:t>
+        <w:t xml:space="preserve">为什么切成五件而不是一件</w:t>
+      </w:r>
+      <w:r>
+        <w:t xml:space="preserve">：合并的诱惑来自「材料都在手上」，不是来自「科学上该合」。</w:t>
+      </w:r>
+      <w:r>
+        <w:t xml:space="preserve"> </w:t>
+      </w:r>
+      <w:r>
+        <w:t xml:space="preserve">切分标准是「一件 = 一个可独立检验的 claim」，且须同时满足 独立判据 / 独立数据 / 独立论点。</w:t>
       </w:r>
     </w:p>
     <w:p>
       <w:pPr>
-        <w:pStyle w:val="SourceCode"/>
+        <w:pStyle w:val="BodyText"/>
       </w:pPr>
       <w:r>
         <w:rPr>
+          <w:bCs/>
+          <w:b/>
+        </w:rPr>
+        <w:t xml:space="preserve">①篇有两件</w:t>
+      </w:r>
+      <w:r>
+        <w:t xml:space="preserve">：</w:t>
+      </w:r>
+      <w:r>
+        <w:rPr>
           <w:rStyle w:val="VerbatimChar"/>
         </w:rPr>
-        <w:t xml:space="preserve">papers/     四篇正文（.md + .docx）+ 合订本</w:t>
-      </w:r>
-      <w:r>
-        <w:br/>
+        <w:t xml:space="preserve">papers/01_L1_PrematureConvergence_交差稿.md</w:t>
+      </w:r>
+      <w:r>
+        <w:t xml:space="preserve">（主稿，五章结构）</w:t>
+      </w:r>
+      <w:r>
+        <w:t xml:space="preserve"> </w:t>
+      </w:r>
+      <w:r>
+        <w:t xml:space="preserve">与</w:t>
+      </w:r>
+      <w:r>
+        <w:t xml:space="preserve"> </w:t>
       </w:r>
       <w:r>
         <w:rPr>
           <w:rStyle w:val="VerbatimChar"/>
         </w:rPr>
-        <w:t xml:space="preserve">support/    总纲 · B 篇缺口清单与预注册 · 待填审计（24 条分级）· 回源对照表 · 交差说明</w:t>
-      </w:r>
-      <w:r>
-        <w:br/>
-      </w:r>
-      <w:r>
-        <w:rPr>
-          <w:rStyle w:val="VerbatimChar"/>
-        </w:rPr>
-        <w:t xml:space="preserve">tools/      构建与核验脚本（build_docx.sh · check_docx.py）</w:t>
+        <w:t xml:space="preserve">papers/01_L1_注意力层归因_详稿_2026-10-25.md</w:t>
+      </w:r>
+      <w:r>
+        <w:t xml:space="preserve">（详稿，含数字台账、机制假说 H1–H7、引用要求）。</w:t>
+      </w:r>
+    </w:p>
+    <w:p>
+      <w:r>
+        <w:pict>
+          <v:rect style="width:0;height:1.5pt" o:hralign="center" o:hrstd="t" o:hr="t"/>
+        </w:pict>
+      </w:r>
+    </w:p>
+    <w:bookmarkEnd w:id="29"/>
+    <w:bookmarkStart w:id="30" w:name="三条必须一起讲的限定"/>
+    <w:p>
+      <w:pPr>
+        <w:pStyle w:val="Heading2"/>
+      </w:pPr>
+      <w:r>
+        <w:t xml:space="preserve">三条必须一起讲的限定</w:t>
+      </w:r>
+    </w:p>
+    <w:p>
+      <w:pPr>
+        <w:pStyle w:val="BlockText"/>
+      </w:pPr>
+      <w:r>
+        <w:t xml:space="preserve">这三条不是某一篇的内部问题，而是跨篇共享、且会改变读者对结论强度判断的事实。</w:t>
+      </w:r>
+      <w:r>
+        <w:t xml:space="preserve"> </w:t>
+      </w:r>
+      <w:r>
+        <w:t xml:space="preserve">主动说，比被逐条追问强得多。</w:t>
       </w:r>
     </w:p>
     <w:p>
@@ -590,81 +2540,22 @@
           <w:bCs/>
           <w:b/>
         </w:rPr>
-        <w:t xml:space="preserve">合订本</w:t>
-      </w:r>
-      <w:r>
-        <w:t xml:space="preserve">（</w:t>
+        <w:t xml:space="preserve">1 · 型号池静默下架，历史 dual 臂读数的分母是 4，不是 5</w:t>
+      </w:r>
+      <w:r>
+        <w:t xml:space="preserve"> </w:t>
       </w:r>
       <w:r>
         <w:rPr>
           <w:rStyle w:val="VerbatimChar"/>
         </w:rPr>
-        <w:t xml:space="preserve">papers/09_四篇初稿_合订本_2026-10-24.*</w:t>
-      </w:r>
-      <w:r>
-        <w:t xml:space="preserve">）是</w:t>
-      </w:r>
-      <w:r>
-        <w:rPr>
-          <w:bCs/>
-          <w:b/>
-        </w:rPr>
-        <w:t xml:space="preserve">先读这个</w:t>
-      </w:r>
-      <w:r>
-        <w:t xml:space="preserve">：一页纸、跨篇必须一起讲的三条限定、逐篇判决与「不能支撑什么」、24 条待办分级、供料追踪、回源与证据档位、已知缺陷主动披露。</w:t>
-      </w:r>
-    </w:p>
-    <w:p>
-      <w:r>
-        <w:pict>
-          <v:rect style="width:0;height:1.5pt" o:hralign="center" o:hrstd="t" o:hr="t"/>
-        </w:pict>
-      </w:r>
-    </w:p>
-    <w:bookmarkEnd w:id="20"/>
-    <w:bookmarkEnd w:id="21"/>
-    <w:bookmarkStart w:id="22" w:name="三条必须一起讲的限定"/>
-    <w:p>
-      <w:pPr>
-        <w:pStyle w:val="Heading2"/>
-      </w:pPr>
-      <w:r>
-        <w:t xml:space="preserve">三条必须一起讲的限定</w:t>
-      </w:r>
-    </w:p>
-    <w:p>
-      <w:pPr>
-        <w:pStyle w:val="BlockText"/>
-      </w:pPr>
-      <w:r>
-        <w:rPr>
-          <w:bCs/>
-          <w:b/>
-        </w:rPr>
-        <w:t xml:space="preserve">这三条不是某一篇的内部问题，而是跨篇共享、且会改变读者对结论强度判断的事实。</w:t>
-      </w:r>
-      <w:r>
-        <w:t xml:space="preserve"> </w:t>
-      </w:r>
-      <w:r>
-        <w:rPr>
-          <w:bCs/>
-          <w:b/>
-        </w:rPr>
-        <w:t xml:space="preserve">主动说，比被逐条追问强得多。</w:t>
-      </w:r>
-    </w:p>
-    <w:p>
-      <w:pPr>
-        <w:pStyle w:val="FirstParagraph"/>
-      </w:pPr>
-      <w:r>
-        <w:rPr>
-          <w:bCs/>
-          <w:b/>
-        </w:rPr>
-        <w:t xml:space="preserve">1 · 型号池静默下架，历史 dual 臂读数的分母是 4，不是 5</w:t>
+        <w:t xml:space="preserve">MODELS</w:t>
+      </w:r>
+      <w:r>
+        <w:t xml:space="preserve"> </w:t>
+      </w:r>
+      <w:r>
+        <w:t xml:space="preserve">池第 5 位</w:t>
       </w:r>
       <w:r>
         <w:t xml:space="preserve"> </w:t>
@@ -673,13 +2564,13 @@
         <w:rPr>
           <w:rStyle w:val="VerbatimChar"/>
         </w:rPr>
-        <w:t xml:space="preserve">MODELS</w:t>
-      </w:r>
-      <w:r>
-        <w:t xml:space="preserve"> </w:t>
-      </w:r>
-      <w:r>
-        <w:t xml:space="preserve">池第 5 位</w:t>
+        <w:t xml:space="preserve">MiniMax-M2.1</w:t>
+      </w:r>
+      <w:r>
+        <w:t xml:space="preserve"> </w:t>
+      </w:r>
+      <w:r>
+        <w:t xml:space="preserve">已 404，5 分支臂的第 5 支返空，被</w:t>
       </w:r>
       <w:r>
         <w:t xml:space="preserve"> </w:t>
@@ -688,13 +2579,19 @@
         <w:rPr>
           <w:rStyle w:val="VerbatimChar"/>
         </w:rPr>
-        <w:t xml:space="preserve">MiniMax-M2.1</w:t>
-      </w:r>
-      <w:r>
-        <w:t xml:space="preserve"> </w:t>
-      </w:r>
-      <w:r>
-        <w:t xml:space="preserve">已 404，5 分支臂的第 5 支返空，被</w:t>
+        <w:t xml:space="preserve">if o</w:t>
+      </w:r>
+      <w:r>
+        <w:t xml:space="preserve"> </w:t>
+      </w:r>
+      <w:r>
+        <w:t xml:space="preserve">过滤，5 支静默变 4 支，表上看不出来。</w:t>
+      </w:r>
+      <w:r>
+        <w:t xml:space="preserve"> </w:t>
+      </w:r>
+      <w:r>
+        <w:t xml:space="preserve">晚间独立复核还查出</w:t>
       </w:r>
       <w:r>
         <w:t xml:space="preserve"> </w:t>
@@ -703,23 +2600,16 @@
         <w:rPr>
           <w:rStyle w:val="VerbatimChar"/>
         </w:rPr>
-        <w:t xml:space="preserve">if o</w:t>
-      </w:r>
-      <w:r>
-        <w:t xml:space="preserve"> </w:t>
-      </w:r>
-      <w:r>
-        <w:t xml:space="preserve">过滤，</w:t>
-      </w:r>
-      <w:r>
-        <w:rPr>
-          <w:bCs/>
-          <w:b/>
-        </w:rPr>
-        <w:t xml:space="preserve">5 支静默变 4 支，表上看不出来</w:t>
-      </w:r>
-      <w:r>
-        <w:t xml:space="preserve">。晚间独立复核还查出</w:t>
+        <w:t xml:space="preserve">MiniMax-M2</w:t>
+      </w:r>
+      <w:r>
+        <w:t xml:space="preserve">（第 6 支）同为死型号，任何声称用满 6 支的场合，读数都要先核支数是否真为 6。</w:t>
+      </w:r>
+      <w:r>
+        <w:t xml:space="preserve"> </w:t>
+      </w:r>
+      <w:r>
+        <w:t xml:space="preserve">历史对照值</w:t>
       </w:r>
       <w:r>
         <w:t xml:space="preserve"> </w:t>
@@ -728,55 +2618,13 @@
         <w:rPr>
           <w:rStyle w:val="VerbatimChar"/>
         </w:rPr>
-        <w:t xml:space="preserve">MiniMax-M2</w:t>
-      </w:r>
-      <w:r>
-        <w:t xml:space="preserve">（第 6 支）同为死型号，</w:t>
-      </w:r>
-      <w:r>
-        <w:rPr>
-          <w:bCs/>
-          <w:b/>
-        </w:rPr>
-        <w:t xml:space="preserve">任何声称用满 6 支的场合，读数都要先核支数是否真为 6</w:t>
-      </w:r>
-      <w:r>
-        <w:t xml:space="preserve">。历史对照值</w:t>
-      </w:r>
-      <w:r>
-        <w:t xml:space="preserve"> </w:t>
-      </w:r>
-      <w:r>
-        <w:rPr>
-          <w:rStyle w:val="VerbatimChar"/>
-        </w:rPr>
         <w:t xml:space="preserve">+0.0483</w:t>
       </w:r>
       <w:r>
         <w:t xml:space="preserve"> </w:t>
       </w:r>
       <w:r>
-        <w:t xml:space="preserve">因此</w:t>
-      </w:r>
-      <w:r>
-        <w:rPr>
-          <w:bCs/>
-          <w:b/>
-        </w:rPr>
-        <w:t xml:space="preserve">作废</w:t>
-      </w:r>
-      <w:r>
-        <w:t xml:space="preserve">（它算在 4 支口径下），对照域必须</w:t>
-      </w:r>
-      <w:r>
-        <w:rPr>
-          <w:bCs/>
-          <w:b/>
-        </w:rPr>
-        <w:t xml:space="preserve">重跑</w:t>
-      </w:r>
-      <w:r>
-        <w:t xml:space="preserve">。</w:t>
+        <w:t xml:space="preserve">因此作废（它算在 4 支口径下），对照域必须重跑。</w:t>
       </w:r>
     </w:p>
     <w:p>
@@ -794,65 +2642,38 @@
         <w:t xml:space="preserve"> </w:t>
       </w:r>
       <w:r>
-        <w:t xml:space="preserve">全仓</w:t>
+        <w:t xml:space="preserve">全仓没有任何注意力权重 / logits / hidden state / 内部激活数据；托管 API 静默忽略</w:t>
+      </w:r>
+      <w:r>
+        <w:t xml:space="preserve"> </w:t>
+      </w:r>
+      <w:r>
+        <w:rPr>
+          <w:rStyle w:val="VerbatimChar"/>
+        </w:rPr>
+        <w:t xml:space="preserve">logprobs</w:t>
+      </w:r>
+      <w:r>
+        <w:t xml:space="preserve">，</w:t>
+      </w:r>
+      <w:r>
+        <w:t xml:space="preserve"> </w:t>
+      </w:r>
+      <w:r>
+        <w:t xml:space="preserve">NLL / perplexity / typicality / PMI 全族作废；无 GPU。唯一允许的写法：</w:t>
+      </w:r>
+      <w:r>
+        <w:t xml:space="preserve"> </w:t>
       </w:r>
       <w:r>
         <w:rPr>
           <w:bCs/>
           <w:b/>
         </w:rPr>
-        <w:t xml:space="preserve">没有任何</w:t>
-      </w:r>
-      <w:r>
-        <w:t xml:space="preserve">注意力权重 / logits / hidden state / 内部激活数据；托管 API</w:t>
-      </w:r>
-      <w:r>
-        <w:t xml:space="preserve"> </w:t>
-      </w:r>
-      <w:r>
-        <w:rPr>
-          <w:bCs/>
-          <w:b/>
-        </w:rPr>
-        <w:t xml:space="preserve">静默忽略</w:t>
-      </w:r>
-      <w:r>
-        <w:rPr>
-          <w:bCs/>
-          <w:b/>
-        </w:rPr>
-        <w:t xml:space="preserve"> </w:t>
-      </w:r>
-      <w:r>
-        <w:rPr>
-          <w:rStyle w:val="VerbatimChar"/>
-          <w:bCs/>
-          <w:b/>
-        </w:rPr>
-        <w:t xml:space="preserve">logprobs</w:t>
-      </w:r>
-      <w:r>
-        <w:t xml:space="preserve">，NLL / perplexity / typicality / PMI 全族作废；无 GPU。唯一允许的写法：</w:t>
-      </w:r>
-      <w:r>
-        <w:rPr>
-          <w:bCs/>
-          <w:b/>
-        </w:rPr>
         <w:t xml:space="preserve">「与注意力机制相容，但本文未检验该假设」</w:t>
       </w:r>
       <w:r>
-        <w:t xml:space="preserve">。这是</w:t>
-      </w:r>
-      <w:r>
-        <w:rPr>
-          <w:bCs/>
-          <w:b/>
-        </w:rPr>
-        <w:t xml:space="preserve">能力边界，不是未尝试</w:t>
-      </w:r>
-      <w:r>
-        <w:t xml:space="preserve">。</w:t>
+        <w:t xml:space="preserve">。这是能力边界，不是未尝试。</w:t>
       </w:r>
     </w:p>
     <w:p>
@@ -870,59 +2691,37 @@
         <w:t xml:space="preserve"> </w:t>
       </w:r>
       <w:r>
-        <w:t xml:space="preserve">凡报「不可分辨」，</w:t>
-      </w:r>
-      <w:r>
-        <w:rPr>
-          <w:bCs/>
-          <w:b/>
-        </w:rPr>
-        <w:t xml:space="preserve">必须同时报检出力地板</w:t>
-      </w:r>
-      <w:r>
-        <w:t xml:space="preserve">；门槛锚在</w:t>
-      </w:r>
-      <w:r>
-        <w:rPr>
-          <w:bCs/>
-          <w:b/>
-        </w:rPr>
-        <w:t xml:space="preserve">本批自己的噪声地板</w:t>
-      </w:r>
-      <w:r>
-        <w:t xml:space="preserve">，不许拿文献阈值当判决线；方向一致只能作辅助条件且须先过 H0 标定。</w:t>
-      </w:r>
-      <w:r>
-        <w:t xml:space="preserve"> </w:t>
-      </w:r>
-      <w:r>
-        <w:t xml:space="preserve">H0 的唯一合法来源 =</w:t>
-      </w:r>
-      <w:r>
-        <w:t xml:space="preserve"> </w:t>
-      </w:r>
-      <w:r>
-        <w:rPr>
-          <w:bCs/>
-          <w:b/>
-        </w:rPr>
-        <w:t xml:space="preserve">同臂、同题、不同 rep</w:t>
+        <w:t xml:space="preserve">凡报「不可分辨」，必须同时报检出力地板；门槛锚在本批自己的噪声地板，不许拿文献阈值当判决线；</w:t>
+      </w:r>
+      <w:r>
+        <w:t xml:space="preserve"> </w:t>
+      </w:r>
+      <w:r>
+        <w:t xml:space="preserve">方向一致只能作辅助条件且须先过 H0 标定。H0 的唯一合法来源 = 同臂、同题、不同 rep</w:t>
+      </w:r>
+      <w:r>
+        <w:t xml:space="preserve"> </w:t>
       </w:r>
       <w:r>
         <w:t xml:space="preserve">（rep 差异是纯噪声，天然零分布）。</w:t>
       </w:r>
       <w:r>
-        <w:t xml:space="preserve"> </w:t>
-      </w:r>
-      <w:r>
-        <w:rPr>
-          <w:bCs/>
-          <w:b/>
-        </w:rPr>
-        <w:t xml:space="preserve">θ₀ 以题内 rep σ 为单位</w:t>
-      </w:r>
-      <w:r>
-        <w:t xml:space="preserve">（如 θ₀ = 1.33 σ），引用时必须写成「≥ θ₀ 个题内 rep σ」——否则会被误读成绝对阈值。</w:t>
+        <w:rPr>
+          <w:rStyle w:val="VerbatimChar"/>
+        </w:rPr>
+        <w:t xml:space="preserve">θ₀</w:t>
+      </w:r>
+      <w:r>
+        <w:t xml:space="preserve"> </w:t>
+      </w:r>
+      <w:r>
+        <w:t xml:space="preserve">以题内 rep σ 为单位（如 θ₀ = 1.33 σ），</w:t>
+      </w:r>
+      <w:r>
+        <w:t xml:space="preserve"> </w:t>
+      </w:r>
+      <w:r>
+        <w:t xml:space="preserve">引用时必须写成「≥ θ₀ 个题内 rep σ」，否则会被误读成绝对阈值。</w:t>
       </w:r>
     </w:p>
     <w:p>
@@ -932,8 +2731,8 @@
         </w:pict>
       </w:r>
     </w:p>
-    <w:bookmarkEnd w:id="22"/>
-    <w:bookmarkStart w:id="23" w:name="证据四档对外一律按这四档说"/>
+    <w:bookmarkEnd w:id="30"/>
+    <w:bookmarkStart w:id="31" w:name="证据四档对外一律按这四档说"/>
     <w:p>
       <w:pPr>
         <w:pStyle w:val="Heading2"/>
@@ -1015,14 +2814,46 @@
               <w:jc w:val="left"/>
             </w:pPr>
             <w:r>
-              <w:t xml:space="preserve">有出处、已回源、</w:t>
+              <w:t xml:space="preserve">有出处、已回源、预注册在先</w:t>
+            </w:r>
+          </w:p>
+        </w:tc>
+      </w:tr>
+      <w:tr>
+        <w:tc>
+          <w:tcPr/>
+          <w:p>
+            <w:pPr>
+              <w:pStyle w:val="Compact"/>
+              <w:jc w:val="center"/>
+            </w:pPr>
+            <w:r>
+              <w:rPr>
+                <w:rStyle w:val="VerbatimChar"/>
+              </w:rPr>
+              <w:t xml:space="preserve">【已核】</w:t>
+            </w:r>
+            <w:r>
+              <w:t xml:space="preserve"> </w:t>
             </w:r>
             <w:r>
               <w:rPr>
                 <w:bCs/>
                 <w:b/>
               </w:rPr>
-              <w:t xml:space="preserve">预注册在先</w:t>
+              <w:t xml:space="preserve">事后重算</w:t>
+            </w:r>
+          </w:p>
+        </w:tc>
+        <w:tc>
+          <w:tcPr/>
+          <w:p>
+            <w:pPr>
+              <w:pStyle w:val="Compact"/>
+              <w:jc w:val="left"/>
+            </w:pPr>
+            <w:r>
+              <w:t xml:space="preserve">口径修正后的重算，修正的必要性不依赖结果方向</w:t>
             </w:r>
           </w:p>
         </w:tc>
@@ -1039,7 +2870,7 @@
               <w:rPr>
                 <w:rStyle w:val="VerbatimChar"/>
               </w:rPr>
-              <w:t xml:space="preserve">【已核】</w:t>
+              <w:t xml:space="preserve">【方向】</w:t>
             </w:r>
             <w:r>
               <w:t xml:space="preserve"> </w:t>
@@ -1049,98 +2880,45 @@
                 <w:bCs/>
                 <w:b/>
               </w:rPr>
-              <w:t xml:space="preserve">事后重算</w:t>
-            </w:r>
-          </w:p>
-        </w:tc>
-        <w:tc>
-          <w:tcPr/>
-          <w:p>
-            <w:pPr>
-              <w:pStyle w:val="Compact"/>
-              <w:jc w:val="left"/>
-            </w:pPr>
-            <w:r>
-              <w:t xml:space="preserve">口径修正后的重算，</w:t>
+              <w:t xml:space="preserve">探索性 / 事后校准</w:t>
+            </w:r>
+          </w:p>
+        </w:tc>
+        <w:tc>
+          <w:tcPr/>
+          <w:p>
+            <w:pPr>
+              <w:pStyle w:val="Compact"/>
+              <w:jc w:val="left"/>
+            </w:pPr>
+            <w:r>
+              <w:t xml:space="preserve">无事前预注册，只作方向性证据</w:t>
+            </w:r>
+          </w:p>
+        </w:tc>
+      </w:tr>
+      <w:tr>
+        <w:tc>
+          <w:tcPr/>
+          <w:p>
+            <w:pPr>
+              <w:pStyle w:val="Compact"/>
+              <w:jc w:val="center"/>
+            </w:pPr>
+            <w:r>
+              <w:rPr>
+                <w:rStyle w:val="VerbatimChar"/>
+              </w:rPr>
+              <w:t xml:space="preserve">【待完成】</w:t>
+            </w:r>
+            <w:r>
+              <w:t xml:space="preserve"> </w:t>
             </w:r>
             <w:r>
               <w:rPr>
                 <w:bCs/>
                 <w:b/>
               </w:rPr>
-              <w:t xml:space="preserve">修正的必要性不依赖结果方向</w:t>
-            </w:r>
-          </w:p>
-        </w:tc>
-      </w:tr>
-      <w:tr>
-        <w:tc>
-          <w:tcPr/>
-          <w:p>
-            <w:pPr>
-              <w:pStyle w:val="Compact"/>
-              <w:jc w:val="center"/>
-            </w:pPr>
-            <w:r>
-              <w:rPr>
-                <w:rStyle w:val="VerbatimChar"/>
-              </w:rPr>
-              <w:t xml:space="preserve">【方向】</w:t>
-            </w:r>
-            <w:r>
-              <w:t xml:space="preserve"> </w:t>
-            </w:r>
-            <w:r>
-              <w:rPr>
-                <w:bCs/>
-                <w:b/>
-              </w:rPr>
-              <w:t xml:space="preserve">探索性 / 事后校准</w:t>
-            </w:r>
-          </w:p>
-        </w:tc>
-        <w:tc>
-          <w:tcPr/>
-          <w:p>
-            <w:pPr>
-              <w:pStyle w:val="Compact"/>
-              <w:jc w:val="left"/>
-            </w:pPr>
-            <w:r>
-              <w:rPr>
-                <w:bCs/>
-                <w:b/>
-              </w:rPr>
-              <w:t xml:space="preserve">无事前预注册</w:t>
-            </w:r>
-            <w:r>
-              <w:t xml:space="preserve">，只作方向性证据</w:t>
-            </w:r>
-          </w:p>
-        </w:tc>
-      </w:tr>
-      <w:tr>
-        <w:tc>
-          <w:tcPr/>
-          <w:p>
-            <w:pPr>
-              <w:pStyle w:val="Compact"/>
-              <w:jc w:val="center"/>
-            </w:pPr>
-            <w:r>
-              <w:rPr>
-                <w:rStyle w:val="VerbatimChar"/>
-              </w:rPr>
-              <w:t xml:space="preserve">【待完成】</w:t>
-            </w:r>
-            <w:r>
-              <w:t xml:space="preserve"> </w:t>
-            </w:r>
-            <w:r>
-              <w:rPr>
-                <w:bCs/>
-                <w:b/>
-              </w:rPr>
               <w:t xml:space="preserve">待填</w:t>
             </w:r>
           </w:p>
@@ -1153,7 +2931,7 @@
               <w:jc w:val="left"/>
             </w:pPr>
             <w:r>
-              <w:t xml:space="preserve">判据已定版 · 等跑批</w:t>
+              <w:t xml:space="preserve">判据已定版，等跑批</w:t>
             </w:r>
           </w:p>
         </w:tc>
@@ -1180,17 +2958,7 @@
         <w:t xml:space="preserve">support/08_回源对照表.md</w:t>
       </w:r>
       <w:r>
-        <w:t xml:space="preserve">）给出每个头条数字 → 源文件:行号的对照，</w:t>
-      </w:r>
-      <w:r>
-        <w:rPr>
-          <w:bCs/>
-          <w:b/>
-        </w:rPr>
-        <w:t xml:space="preserve">84 / 84 定位命中</w:t>
-      </w:r>
-      <w:r>
-        <w:t xml:space="preserve">。</w:t>
+        <w:t xml:space="preserve">）给出每个头条数字到源文件行号的对照，84 / 84 定位命中。</w:t>
       </w:r>
     </w:p>
     <w:p>
@@ -1214,20 +2982,13 @@
         <w:t xml:space="preserve">support/07_待填审计_判据定版状态.md</w:t>
       </w:r>
       <w:r>
-        <w:t xml:space="preserve">）把全部真实待办逐条分级：</w:t>
-      </w:r>
-      <w:r>
-        <w:rPr>
-          <w:bCs/>
-          <w:b/>
-        </w:rPr>
-        <w:t xml:space="preserve">24 条</w:t>
-      </w:r>
-      <w:r>
-        <w:t xml:space="preserve">（不是 34，也不是 16）——其中</w:t>
-      </w:r>
-      <w:r>
-        <w:t xml:space="preserve"> </w:t>
+        <w:t xml:space="preserve">）把全部真实待办逐条分级：24 条</w:t>
+      </w:r>
+      <w:r>
+        <w:t xml:space="preserve"> </w:t>
+      </w:r>
+      <w:r>
+        <w:t xml:space="preserve">（</w:t>
       </w:r>
       <w:r>
         <w:rPr>
@@ -1239,23 +3000,7 @@
         <w:t xml:space="preserve"> </w:t>
       </w:r>
       <w:r>
-        <w:t xml:space="preserve">判据已定版</w:t>
-      </w:r>
-      <w:r>
-        <w:t xml:space="preserve"> </w:t>
-      </w:r>
-      <w:r>
-        <w:rPr>
-          <w:bCs/>
-          <w:b/>
-        </w:rPr>
-        <w:t xml:space="preserve">10</w:t>
-      </w:r>
-      <w:r>
-        <w:t xml:space="preserve"> </w:t>
-      </w:r>
-      <w:r>
-        <w:t xml:space="preserve">条、</w:t>
+        <w:t xml:space="preserve">判据已定版 10 条、</w:t>
       </w:r>
       <w:r>
         <w:rPr>
@@ -1267,49 +3012,13 @@
         <w:t xml:space="preserve"> </w:t>
       </w:r>
       <w:r>
-        <w:t xml:space="preserve">形式待补</w:t>
-      </w:r>
-      <w:r>
-        <w:t xml:space="preserve"> </w:t>
-      </w:r>
-      <w:r>
-        <w:rPr>
-          <w:bCs/>
-          <w:b/>
-        </w:rPr>
-        <w:t xml:space="preserve">5</w:t>
-      </w:r>
-      <w:r>
-        <w:t xml:space="preserve"> </w:t>
-      </w:r>
-      <w:r>
-        <w:t xml:space="preserve">条、未成文或当前条件下不可判定</w:t>
-      </w:r>
-      <w:r>
-        <w:t xml:space="preserve"> </w:t>
-      </w:r>
-      <w:r>
-        <w:rPr>
-          <w:bCs/>
-          <w:b/>
-        </w:rPr>
-        <w:t xml:space="preserve">9</w:t>
-      </w:r>
-      <w:r>
-        <w:t xml:space="preserve"> </w:t>
-      </w:r>
-      <w:r>
-        <w:t xml:space="preserve">条。判据定版状态是</w:t>
-      </w:r>
-      <w:r>
-        <w:rPr>
-          <w:bCs/>
-          <w:b/>
-        </w:rPr>
-        <w:t xml:space="preserve">可核验的表</w:t>
-      </w:r>
-      <w:r>
-        <w:t xml:space="preserve">，不是口头承诺。</w:t>
+        <w:t xml:space="preserve">形式待补 5 条、未成文或当前条件下不可判定 9 条）。</w:t>
+      </w:r>
+      <w:r>
+        <w:t xml:space="preserve"> </w:t>
+      </w:r>
+      <w:r>
+        <w:t xml:space="preserve">判据定版状态是可核验的表，不是口头承诺。</w:t>
       </w:r>
     </w:p>
     <w:p>
@@ -1319,8 +3028,8 @@
         </w:pict>
       </w:r>
     </w:p>
-    <w:bookmarkEnd w:id="23"/>
-    <w:bookmarkStart w:id="24" w:name="复现与核验"/>
+    <w:bookmarkEnd w:id="31"/>
+    <w:bookmarkStart w:id="32" w:name="复现与核验"/>
     <w:p>
       <w:pPr>
         <w:pStyle w:val="Heading2"/>
@@ -1337,7 +3046,7 @@
         <w:rPr>
           <w:rStyle w:val="CommentTok"/>
         </w:rPr>
-        <w:t xml:space="preserve"># 1) 从 Markdown 重建全部 DOCX（★ 构建命令固化 ⇒ 外部可逐字节重建）</w:t>
+        <w:t xml:space="preserve"># 1) 重建全部 DOCX（构建参数固化 ⇒ 外部可逐字节重建）</w:t>
       </w:r>
       <w:r>
         <w:br/>
@@ -1415,7 +3124,7 @@
         <w:rPr>
           <w:rStyle w:val="CommentTok"/>
         </w:rPr>
-        <w:t xml:space="preserve"># 3) 完整性校验（每个文件一行 sha256）</w:t>
+        <w:t xml:space="preserve"># 3) 完整性校验（每个受管文件一行 sha256）</w:t>
       </w:r>
       <w:r>
         <w:br/>
@@ -1443,6 +3152,39 @@
           <w:rStyle w:val="NormalTok"/>
         </w:rPr>
         <w:t xml:space="preserve"> SHA256SUMS.txt</w:t>
+      </w:r>
+      <w:r>
+        <w:br/>
+      </w:r>
+      <w:r>
+        <w:br/>
+      </w:r>
+      <w:r>
+        <w:rPr>
+          <w:rStyle w:val="CommentTok"/>
+        </w:rPr>
+        <w:t xml:space="preserve"># 4) 数据包校验（逐条回源 + 负向测试）</w:t>
+      </w:r>
+      <w:r>
+        <w:br/>
+      </w:r>
+      <w:r>
+        <w:rPr>
+          <w:rStyle w:val="ExtensionTok"/>
+        </w:rPr>
+        <w:t xml:space="preserve">python3</w:t>
+      </w:r>
+      <w:r>
+        <w:rPr>
+          <w:rStyle w:val="NormalTok"/>
+        </w:rPr>
+        <w:t xml:space="preserve"> tools/check_data_package.py </w:t>
+      </w:r>
+      <w:r>
+        <w:rPr>
+          <w:rStyle w:val="AttributeTok"/>
+        </w:rPr>
+        <w:t xml:space="preserve">--negative</w:t>
       </w:r>
     </w:p>
     <w:p>
@@ -1523,7 +3265,19 @@
         <w:t xml:space="preserve">…</w:t>
       </w:r>
       <w:r>
-        <w:t xml:space="preserve">，同一份 md 在不同机器/不同 pandoc 版本下可能产出不同的 docx，外部就复核不了我们交付的 docx，关闭</w:t>
+        <w:t xml:space="preserve">，</w:t>
+      </w:r>
+      <w:r>
+        <w:t xml:space="preserve"> </w:t>
+      </w:r>
+      <w:r>
+        <w:t xml:space="preserve">同一份 md 在不同机器、不同 pandoc 版本下可能产出不同的 docx，外部就复核不了我们交付的 docx。</w:t>
+      </w:r>
+      <w:r>
+        <w:t xml:space="preserve"> </w:t>
+      </w:r>
+      <w:r>
+        <w:t xml:space="preserve">关闭</w:t>
       </w:r>
       <w:r>
         <w:t xml:space="preserve"> </w:t>
@@ -1535,17 +3289,56 @@
         <w:t xml:space="preserve">smart</w:t>
       </w:r>
       <w:r>
-        <w:t xml:space="preserve">，</w:t>
-      </w:r>
+        <w:t xml:space="preserve">，md 与 docx 逐字一致，「单元格零丢失」才是个真判据。</w:t>
+      </w:r>
+    </w:p>
+    <w:p>
+      <w:pPr>
+        <w:pStyle w:val="BodyText"/>
+      </w:pPr>
       <w:r>
         <w:rPr>
           <w:bCs/>
           <w:b/>
         </w:rPr>
-        <w:t xml:space="preserve">md 与 docx 逐字一致</w:t>
-      </w:r>
-      <w:r>
-        <w:t xml:space="preserve">，「单元格零丢失」才是个真判据。</w:t>
+        <w:t xml:space="preserve">打包规则</w:t>
+      </w:r>
+      <w:r>
+        <w:t xml:space="preserve">：交付包的内容集合由</w:t>
+      </w:r>
+      <w:r>
+        <w:t xml:space="preserve"> </w:t>
+      </w:r>
+      <w:r>
+        <w:rPr>
+          <w:rStyle w:val="VerbatimChar"/>
+        </w:rPr>
+        <w:t xml:space="preserve">git ls-files</w:t>
+      </w:r>
+      <w:r>
+        <w:t xml:space="preserve"> </w:t>
+      </w:r>
+      <w:r>
+        <w:t xml:space="preserve">定义 ⇒</w:t>
+      </w:r>
+      <w:r>
+        <w:t xml:space="preserve"> </w:t>
+      </w:r>
+      <w:r>
+        <w:rPr>
+          <w:bCs/>
+          <w:b/>
+        </w:rPr>
+        <w:t xml:space="preserve">先 commit，再打包，再自检</w:t>
+      </w:r>
+      <w:r>
+        <w:t xml:space="preserve">。</w:t>
+      </w:r>
+      <w:r>
+        <w:t xml:space="preserve"> </w:t>
+      </w:r>
+      <w:r>
+        <w:t xml:space="preserve">顺序反了会出现「包里少文件、而自检照样全绿」。</w:t>
       </w:r>
     </w:p>
     <w:p>
@@ -1555,8 +3348,8 @@
         </w:pict>
       </w:r>
     </w:p>
-    <w:bookmarkEnd w:id="24"/>
-    <w:bookmarkStart w:id="25" w:name="本仓的诚实边界"/>
+    <w:bookmarkEnd w:id="32"/>
+    <w:bookmarkStart w:id="33" w:name="本仓的诚实边界"/>
     <w:p>
       <w:pPr>
         <w:pStyle w:val="Heading2"/>
@@ -1625,23 +3418,221 @@
               <w:jc w:val="left"/>
             </w:pPr>
             <w:r>
+              <w:t xml:space="preserve">已分级公开（</w:t>
+            </w:r>
+            <w:r>
+              <w:rPr>
+                <w:rStyle w:val="VerbatimChar"/>
+              </w:rPr>
+              <w:t xml:space="preserve">support/07_</w:t>
+            </w:r>
+            <w:r>
+              <w:t xml:space="preserve">）</w:t>
+            </w:r>
+          </w:p>
+        </w:tc>
+      </w:tr>
+      <w:tr>
+        <w:tc>
+          <w:tcPr/>
+          <w:p>
+            <w:pPr>
+              <w:pStyle w:val="Compact"/>
+              <w:jc w:val="left"/>
+            </w:pPr>
+            <w:r>
+              <w:t xml:space="preserve">C 篇是 position paper</w:t>
+            </w:r>
+          </w:p>
+        </w:tc>
+        <w:tc>
+          <w:tcPr/>
+          <w:p>
+            <w:pPr>
+              <w:pStyle w:val="Compact"/>
+              <w:jc w:val="left"/>
+            </w:pPr>
+            <w:r>
+              <w:t xml:space="preserve">没有主实验。交付形态是规程 + 六个真实失效案例 + 一套可执行审计协议，不是已被验证能提升准确率的结论</w:t>
+            </w:r>
+          </w:p>
+        </w:tc>
+      </w:tr>
+      <w:tr>
+        <w:tc>
+          <w:tcPr/>
+          <w:p>
+            <w:pPr>
+              <w:pStyle w:val="Compact"/>
+              <w:jc w:val="left"/>
+            </w:pPr>
+            <w:r>
+              <w:t xml:space="preserve">A 篇结论为窄表述</w:t>
+            </w:r>
+          </w:p>
+        </w:tc>
+        <w:tc>
+          <w:tcPr/>
+          <w:p>
+            <w:pPr>
+              <w:pStyle w:val="Compact"/>
+              <w:jc w:val="left"/>
+            </w:pPr>
+            <w:r>
+              <w:t xml:space="preserve">不是「架构没用」，而是「架构的杠杆是【交互结构 × 任务结构】的交互，且二者必须分开测」</w:t>
+            </w:r>
+          </w:p>
+        </w:tc>
+      </w:tr>
+      <w:tr>
+        <w:tc>
+          <w:tcPr/>
+          <w:p>
+            <w:pPr>
+              <w:pStyle w:val="Compact"/>
+              <w:jc w:val="left"/>
+            </w:pPr>
+            <w:r>
+              <w:t xml:space="preserve">L1 判决是混合的</w:t>
+            </w:r>
+          </w:p>
+        </w:tc>
+        <w:tc>
+          <w:tcPr/>
+          <w:p>
+            <w:pPr>
+              <w:pStyle w:val="Compact"/>
+              <w:jc w:val="left"/>
+            </w:pPr>
+            <w:r>
+              <w:t xml:space="preserve">表述层成立 / 解码层否定 / 注意力归因不支持，必须拆开写</w:t>
+            </w:r>
+          </w:p>
+        </w:tc>
+      </w:tr>
+      <w:tr>
+        <w:tc>
+          <w:tcPr/>
+          <w:p>
+            <w:pPr>
+              <w:pStyle w:val="Compact"/>
+              <w:jc w:val="left"/>
+            </w:pPr>
+            <w:r>
+              <w:t xml:space="preserve">D 篇是边界结论</w:t>
+            </w:r>
+          </w:p>
+        </w:tc>
+        <w:tc>
+          <w:tcPr/>
+          <w:p>
+            <w:pPr>
+              <w:pStyle w:val="Compact"/>
+              <w:jc w:val="left"/>
+            </w:pPr>
+            <w:r>
+              <w:t xml:space="preserve">「当前形态的状态机未被证明优于等强度提示词」不等于「状态驱动这条路无效」</w:t>
+            </w:r>
+          </w:p>
+        </w:tc>
+      </w:tr>
+      <w:tr>
+        <w:tc>
+          <w:tcPr/>
+          <w:p>
+            <w:pPr>
+              <w:pStyle w:val="Compact"/>
+              <w:jc w:val="left"/>
+            </w:pPr>
+            <w:r>
+              <w:t xml:space="preserve">B 篇没有正文</w:t>
+            </w:r>
+          </w:p>
+        </w:tc>
+        <w:tc>
+          <w:tcPr/>
+          <w:p>
+            <w:pPr>
+              <w:pStyle w:val="Compact"/>
+              <w:jc w:val="left"/>
+            </w:pPr>
+            <w:r>
+              <w:t xml:space="preserve">3 项必补实验未做，只有缺口清单与预注册骨架</w:t>
+            </w:r>
+          </w:p>
+        </w:tc>
+      </w:tr>
+      <w:tr>
+        <w:tc>
+          <w:tcPr/>
+          <w:p>
+            <w:pPr>
+              <w:pStyle w:val="Compact"/>
+              <w:jc w:val="left"/>
+            </w:pPr>
+            <w:r>
               <w:rPr>
                 <w:bCs/>
                 <w:b/>
               </w:rPr>
-              <w:t xml:space="preserve">已分级公开</w:t>
-            </w:r>
-            <w:r>
-              <w:t xml:space="preserve">（</w:t>
+              <w:t xml:space="preserve">②篇批 2 的逐条判决客观不可达</w:t>
+            </w:r>
+          </w:p>
+        </w:tc>
+        <w:tc>
+          <w:tcPr/>
+          <w:p>
+            <w:pPr>
+              <w:pStyle w:val="Compact"/>
+              <w:jc w:val="left"/>
+            </w:pPr>
+            <w:r>
+              <w:t xml:space="preserve">三处查证留痕：仓内</w:t>
+            </w:r>
+            <w:r>
+              <w:t xml:space="preserve"> </w:t>
             </w:r>
             <w:r>
               <w:rPr>
                 <w:rStyle w:val="VerbatimChar"/>
               </w:rPr>
-              <w:t xml:space="preserve">support/07_</w:t>
-            </w:r>
-            <w:r>
-              <w:t xml:space="preserve">）—— 这一条决定了「哪些结论现在就能下、哪些只能写成计划」</w:t>
+              <w:t xml:space="preserve">runs/</w:t>
+            </w:r>
+            <w:r>
+              <w:t xml:space="preserve"> </w:t>
+            </w:r>
+            <w:r>
+              <w:t xml:space="preserve">无、两个 drive 包无、GitHub</w:t>
+            </w:r>
+            <w:r>
+              <w:t xml:space="preserve"> </w:t>
+            </w:r>
+            <w:r>
+              <w:rPr>
+                <w:rStyle w:val="VerbatimChar"/>
+              </w:rPr>
+              <w:t xml:space="preserve">cmp8-handover</w:t>
+            </w:r>
+            <w:r>
+              <w:t xml:space="preserve"> </w:t>
+            </w:r>
+            <w:r>
+              <w:t xml:space="preserve">的</w:t>
+            </w:r>
+            <w:r>
+              <w:t xml:space="preserve"> </w:t>
+            </w:r>
+            <w:r>
+              <w:rPr>
+                <w:rStyle w:val="VerbatimChar"/>
+              </w:rPr>
+              <w:t xml:space="preserve">runs/</w:t>
+            </w:r>
+            <w:r>
+              <w:t xml:space="preserve"> </w:t>
+            </w:r>
+            <w:r>
+              <w:t xml:space="preserve">被 gitignore。判决维持「不可分辨」</w:t>
             </w:r>
           </w:p>
         </w:tc>
@@ -1655,69 +3646,81 @@
               <w:jc w:val="left"/>
             </w:pPr>
             <w:r>
-              <w:t xml:space="preserve">C 篇是</w:t>
-            </w:r>
-            <w:r>
-              <w:t xml:space="preserve"> </w:t>
-            </w:r>
-            <w:r>
               <w:rPr>
                 <w:bCs/>
                 <w:b/>
               </w:rPr>
-              <w:t xml:space="preserve">position paper</w:t>
-            </w:r>
-          </w:p>
-        </w:tc>
-        <w:tc>
-          <w:tcPr/>
-          <w:p>
-            <w:pPr>
-              <w:pStyle w:val="Compact"/>
-              <w:jc w:val="left"/>
-            </w:pPr>
-            <w:r>
-              <w:t xml:space="preserve">它</w:t>
+              <w:t xml:space="preserve">①篇 α 的</w:t>
             </w:r>
             <w:r>
               <w:rPr>
                 <w:bCs/>
                 <w:b/>
               </w:rPr>
-              <w:t xml:space="preserve">没有主实验</w:t>
-            </w:r>
-            <w:r>
-              <w:t xml:space="preserve">。它的价值要靠「用了规程之后误报率降了多少」兑现，</w:t>
-            </w:r>
-            <w:r>
-              <w:rPr>
+              <w:t xml:space="preserve"> </w:t>
+            </w:r>
+            <w:r>
+              <w:rPr>
+                <w:rStyle w:val="VerbatimChar"/>
                 <w:bCs/>
                 <w:b/>
               </w:rPr>
-              <w:t xml:space="preserve">而该量化尚未成文</w:t>
-            </w:r>
-            <w:r>
-              <w:t xml:space="preserve">（连「误报率」的口径都还没定义），C 篇现在的交付形态是</w:t>
+              <w:t xml:space="preserve">0.886</w:t>
             </w:r>
             <w:r>
               <w:rPr>
                 <w:bCs/>
                 <w:b/>
               </w:rPr>
-              <w:t xml:space="preserve">规程 + 六个真实失效案例 + 一套可执行的审计协议</w:t>
-            </w:r>
-            <w:r>
-              <w:t xml:space="preserve">，</w:t>
+              <w:t xml:space="preserve"> </w:t>
             </w:r>
             <w:r>
               <w:rPr>
                 <w:bCs/>
                 <w:b/>
               </w:rPr>
-              <w:t xml:space="preserve">不是</w:t>
-            </w:r>
-            <w:r>
-              <w:t xml:space="preserve">一个已被验证能提升准确率的结论</w:t>
+              <w:t xml:space="preserve">/</w:t>
+            </w:r>
+            <w:r>
+              <w:rPr>
+                <w:bCs/>
+                <w:b/>
+              </w:rPr>
+              <w:t xml:space="preserve"> </w:t>
+            </w:r>
+            <w:r>
+              <w:rPr>
+                <w:rStyle w:val="VerbatimChar"/>
+                <w:bCs/>
+                <w:b/>
+              </w:rPr>
+              <w:t xml:space="preserve">0.944</w:t>
+            </w:r>
+            <w:r>
+              <w:rPr>
+                <w:bCs/>
+                <w:b/>
+              </w:rPr>
+              <w:t xml:space="preserve"> </w:t>
+            </w:r>
+            <w:r>
+              <w:rPr>
+                <w:bCs/>
+                <w:b/>
+              </w:rPr>
+              <w:t xml:space="preserve">第三方不可独立复算</w:t>
+            </w:r>
+          </w:p>
+        </w:tc>
+        <w:tc>
+          <w:tcPr/>
+          <w:p>
+            <w:pPr>
+              <w:pStyle w:val="Compact"/>
+              <w:jc w:val="left"/>
+            </w:pPr>
+            <w:r>
+              <w:t xml:space="preserve">取数脚本与机读数据未随稿归档</w:t>
             </w:r>
           </w:p>
         </w:tc>
@@ -1731,145 +3734,75 @@
               <w:jc w:val="left"/>
             </w:pPr>
             <w:r>
-              <w:t xml:space="preserve">A 篇结论为</w:t>
-            </w:r>
-            <w:r>
               <w:rPr>
                 <w:bCs/>
                 <w:b/>
               </w:rPr>
-              <w:t xml:space="preserve">窄表述</w:t>
-            </w:r>
-          </w:p>
-        </w:tc>
-        <w:tc>
-          <w:tcPr/>
-          <w:p>
-            <w:pPr>
-              <w:pStyle w:val="Compact"/>
-              <w:jc w:val="left"/>
-            </w:pPr>
-            <w:r>
-              <w:t xml:space="preserve">不是「架构没用」，而是「</w:t>
-            </w:r>
+              <w:t xml:space="preserve">层3 部分读数不能由包内完全复现</w:t>
+            </w:r>
+          </w:p>
+        </w:tc>
+        <w:tc>
+          <w:tcPr/>
+          <w:p>
+            <w:pPr>
+              <w:pStyle w:val="Compact"/>
+              <w:jc w:val="left"/>
+            </w:pPr>
+            <w:r>
+              <w:t xml:space="preserve">底稿</w:t>
+            </w:r>
+            <w:r>
+              <w:t xml:space="preserve"> </w:t>
+            </w:r>
+            <w:r>
+              <w:rPr>
+                <w:rStyle w:val="VerbatimChar"/>
+              </w:rPr>
+              <w:t xml:space="preserve">workflow.py:1088</w:t>
+            </w:r>
+            <w:r>
+              <w:t xml:space="preserve"> </w:t>
+            </w:r>
+            <w:r>
+              <w:t xml:space="preserve">缺陷，已披露，不改口径</w:t>
+            </w:r>
+          </w:p>
+        </w:tc>
+      </w:tr>
+      <w:tr>
+        <w:tc>
+          <w:tcPr/>
+          <w:p>
+            <w:pPr>
+              <w:pStyle w:val="Compact"/>
+              <w:jc w:val="left"/>
+            </w:pPr>
             <w:r>
               <w:rPr>
                 <w:bCs/>
                 <w:b/>
               </w:rPr>
-              <w:t xml:space="preserve">架构的杠杆是【交互结构 × 任务结构】的交互，且二者必须分开测</w:t>
-            </w:r>
-            <w:r>
-              <w:t xml:space="preserve">」</w:t>
-            </w:r>
-          </w:p>
-        </w:tc>
-      </w:tr>
-      <w:tr>
-        <w:tc>
-          <w:tcPr/>
-          <w:p>
-            <w:pPr>
-              <w:pStyle w:val="Compact"/>
-              <w:jc w:val="left"/>
-            </w:pPr>
-            <w:r>
-              <w:t xml:space="preserve">L1 判决是</w:t>
+              <w:t xml:space="preserve">v3.1 审稿 PASS 的效力边界</w:t>
+            </w:r>
+          </w:p>
+        </w:tc>
+        <w:tc>
+          <w:tcPr/>
+          <w:p>
+            <w:pPr>
+              <w:pStyle w:val="Compact"/>
+              <w:jc w:val="left"/>
+            </w:pPr>
+            <w:r>
+              <w:t xml:space="preserve">绑的是当时的包 sha 与当时的五篇 sha。措辞与结构重写后，</w:t>
             </w:r>
             <w:r>
               <w:rPr>
                 <w:bCs/>
                 <w:b/>
               </w:rPr>
-              <w:t xml:space="preserve">混合的</w:t>
-            </w:r>
-          </w:p>
-        </w:tc>
-        <w:tc>
-          <w:tcPr/>
-          <w:p>
-            <w:pPr>
-              <w:pStyle w:val="Compact"/>
-              <w:jc w:val="left"/>
-            </w:pPr>
-            <w:r>
-              <w:t xml:space="preserve">表述层成立 / 解码层否定 / 注意力归因不支持，</w:t>
-            </w:r>
-            <w:r>
-              <w:rPr>
-                <w:bCs/>
-                <w:b/>
-              </w:rPr>
-              <w:t xml:space="preserve">必须拆开写</w:t>
-            </w:r>
-            <w:r>
-              <w:t xml:space="preserve">，否则读者会把 (i) 的证据当成 (ii) 的证据</w:t>
-            </w:r>
-          </w:p>
-        </w:tc>
-      </w:tr>
-      <w:tr>
-        <w:tc>
-          <w:tcPr/>
-          <w:p>
-            <w:pPr>
-              <w:pStyle w:val="Compact"/>
-              <w:jc w:val="left"/>
-            </w:pPr>
-            <w:r>
-              <w:t xml:space="preserve">D 篇是</w:t>
-            </w:r>
-            <w:r>
-              <w:rPr>
-                <w:bCs/>
-                <w:b/>
-              </w:rPr>
-              <w:t xml:space="preserve">边界结论</w:t>
-            </w:r>
-          </w:p>
-        </w:tc>
-        <w:tc>
-          <w:tcPr/>
-          <w:p>
-            <w:pPr>
-              <w:pStyle w:val="Compact"/>
-              <w:jc w:val="left"/>
-            </w:pPr>
-            <w:r>
-              <w:t xml:space="preserve">「当前形态的状态机未被证明优于等强度提示词」≠「状态驱动这条路无效」</w:t>
-            </w:r>
-          </w:p>
-        </w:tc>
-      </w:tr>
-      <w:tr>
-        <w:tc>
-          <w:tcPr/>
-          <w:p>
-            <w:pPr>
-              <w:pStyle w:val="Compact"/>
-              <w:jc w:val="left"/>
-            </w:pPr>
-            <w:r>
-              <w:t xml:space="preserve">B 篇</w:t>
-            </w:r>
-            <w:r>
-              <w:rPr>
-                <w:bCs/>
-                <w:b/>
-              </w:rPr>
-              <w:t xml:space="preserve">没有正文</w:t>
-            </w:r>
-          </w:p>
-        </w:tc>
-        <w:tc>
-          <w:tcPr/>
-          <w:p>
-            <w:pPr>
-              <w:pStyle w:val="Compact"/>
-              <w:jc w:val="left"/>
-            </w:pPr>
-            <w:r>
-              <w:t xml:space="preserve">3 项必补实验未做，只有缺口清单与预注册骨架</w:t>
+              <w:t xml:space="preserve">只在读数与判决层覆盖，逐字层不适用</w:t>
             </w:r>
           </w:p>
         </w:tc>
@@ -1884,13 +3817,28 @@
           <w:bCs/>
           <w:b/>
         </w:rPr>
-        <w:t xml:space="preserve">本仓是交差初稿，不是终稿。</w:t>
-      </w:r>
-      <w:r>
-        <w:t xml:space="preserve"> </w:t>
-      </w:r>
-      <w:r>
-        <w:t xml:space="preserve">终稿的剩余工作（及其阻塞）在合订本 §3.2「供料追踪」与 §6「终稿路径」里逐条列明。</w:t>
+        <w:t xml:space="preserve">本仓是过程数据快照，不是终稿。</w:t>
+      </w:r>
+      <w:r>
+        <w:t xml:space="preserve"> </w:t>
+      </w:r>
+      <w:r>
+        <w:t xml:space="preserve">终稿的剩余工作及其阻塞，逐条列在合订本与</w:t>
+      </w:r>
+      <w:r>
+        <w:t xml:space="preserve"> </w:t>
+      </w:r>
+      <w:r>
+        <w:rPr>
+          <w:rStyle w:val="VerbatimChar"/>
+        </w:rPr>
+        <w:t xml:space="preserve">data/open_tasks.jsonl</w:t>
+      </w:r>
+      <w:r>
+        <w:t xml:space="preserve"> </w:t>
+      </w:r>
+      <w:r>
+        <w:t xml:space="preserve">里。</w:t>
       </w:r>
     </w:p>
     <w:p>
@@ -1900,8 +3848,8 @@
         </w:pict>
       </w:r>
     </w:p>
-    <w:bookmarkEnd w:id="25"/>
-    <w:bookmarkStart w:id="26" w:name="引用"/>
+    <w:bookmarkEnd w:id="33"/>
+    <w:bookmarkStart w:id="34" w:name="引用"/>
     <w:p>
       <w:pPr>
         <w:pStyle w:val="Heading2"/>
@@ -1927,17 +3875,7 @@
         <w:t xml:space="preserve">papers.bib</w:t>
       </w:r>
       <w:r>
-        <w:t xml:space="preserve">。</w:t>
-      </w:r>
-      <w:r>
-        <w:rPr>
-          <w:bCs/>
-          <w:b/>
-        </w:rPr>
-        <w:t xml:space="preserve">作者与发表信息为占位</w:t>
-      </w:r>
-      <w:r>
-        <w:t xml:space="preserve">，正式投稿前补全。</w:t>
+        <w:t xml:space="preserve">（作者与发表信息为占位）。</w:t>
       </w:r>
     </w:p>
     <w:p>
@@ -1987,7 +3925,7 @@
         <w:rPr>
           <w:rStyle w:val="NormalTok"/>
         </w:rPr>
-        <w:t xml:space="preserve">  = {LLM Creativity Mechanism Papers (working drafts)},</w:t>
+        <w:t xml:space="preserve">  = {LLM Creativity Mechanism: research process data package},</w:t>
       </w:r>
       <w:r>
         <w:br/>
@@ -2050,7 +3988,7 @@
         <w:rPr>
           <w:rStyle w:val="NormalTok"/>
         </w:rPr>
-        <w:t xml:space="preserve">   = {MIT License. Working drafts; see README for evidence tiers and known limitations.}</w:t>
+        <w:t xml:space="preserve">   = {MIT License. Process data, not a peer-reviewed article. See DATASETS.md for the data index and README for evidence tiers and known limitations.}</w:t>
       </w:r>
       <w:r>
         <w:br/>
@@ -2060,16 +3998,6 @@
           <w:rStyle w:val="NormalTok"/>
         </w:rPr>
         <w:t xml:space="preserve">}</w:t>
-      </w:r>
-    </w:p>
-    <w:bookmarkEnd w:id="26"/>
-    <w:bookmarkStart w:id="28" w:name="license"/>
-    <w:p>
-      <w:pPr>
-        <w:pStyle w:val="Heading2"/>
-      </w:pPr>
-      <w:r>
-        <w:t xml:space="preserve">License</w:t>
       </w:r>
     </w:p>
     <w:p>
@@ -2077,12 +4005,37 @@
         <w:pStyle w:val="FirstParagraph"/>
       </w:pPr>
       <w:r>
+        <w:rPr>
+          <w:bCs/>
+          <w:b/>
+        </w:rPr>
+        <w:t xml:space="preserve">引用本仓时请保留各篇「诚实边界」与「证据四档」的标注</w:t>
+      </w:r>
+      <w:r>
+        <w:t xml:space="preserve">——那不是免责声明，是结论的一部分。</w:t>
+      </w:r>
+    </w:p>
+    <w:bookmarkEnd w:id="34"/>
+    <w:bookmarkStart w:id="36" w:name="license"/>
+    <w:p>
+      <w:pPr>
+        <w:pStyle w:val="Heading2"/>
+      </w:pPr>
+      <w:r>
+        <w:t xml:space="preserve">License</w:t>
+      </w:r>
+    </w:p>
+    <w:p>
+      <w:pPr>
+        <w:pStyle w:val="FirstParagraph"/>
+      </w:pPr>
+      <w:r>
         <w:t xml:space="preserve">MIT —— 见</w:t>
       </w:r>
       <w:r>
         <w:t xml:space="preserve"> </w:t>
       </w:r>
-      <w:hyperlink r:id="rId27">
+      <w:hyperlink r:id="rId35">
         <w:r>
           <w:rPr>
             <w:rStyle w:val="Hyperlink"/>
@@ -2094,23 +4047,8 @@
         <w:t xml:space="preserve">。</w:t>
       </w:r>
     </w:p>
-    <w:p>
-      <w:pPr>
-        <w:pStyle w:val="BodyText"/>
-      </w:pPr>
-      <w:r>
-        <w:rPr>
-          <w:bCs/>
-          <w:b/>
-        </w:rPr>
-        <w:t xml:space="preserve">引用本仓成果时请保留各篇「诚实边界」与「证据四档」的标注</w:t>
-      </w:r>
-      <w:r>
-        <w:t xml:space="preserve">——那不是免责声明，是结论的一部分。</w:t>
-      </w:r>
-    </w:p>
-    <w:bookmarkEnd w:id="28"/>
-    <w:bookmarkEnd w:id="29"/>
+    <w:bookmarkEnd w:id="36"/>
+    <w:bookmarkEnd w:id="37"/>
     <w:sectPr/>
   </w:body>
 </w:document>

--- a/README.docx
+++ b/README.docx
@@ -1181,7 +1181,7 @@
         <w:rPr>
           <w:rStyle w:val="CommentTok"/>
         </w:rPr>
-        <w:t xml:space="preserve"># 每条带 sources: [{file, line, class}, ...] ⇒ 第三方可自己去那一行核</w:t>
+        <w:t xml:space="preserve"># 每条带 sources: [{file, line, class}, ...] -&gt; 第三方可自己去那一行核</w:t>
       </w:r>
       <w:r>
         <w:br/>
@@ -3046,7 +3046,7 @@
         <w:rPr>
           <w:rStyle w:val="CommentTok"/>
         </w:rPr>
-        <w:t xml:space="preserve"># 1) 重建全部 DOCX（构建参数固化 ⇒ 外部可逐字节重建）</w:t>
+        <w:t xml:space="preserve"># 1) 重建全部 DOCX（构建参数固化 -&gt; 外部可逐字节重建）</w:t>
       </w:r>
       <w:r>
         <w:br/>
@@ -3319,7 +3319,7 @@
         <w:t xml:space="preserve"> </w:t>
       </w:r>
       <w:r>
-        <w:t xml:space="preserve">定义 ⇒</w:t>
+        <w:t xml:space="preserve">定义 -&gt;</w:t>
       </w:r>
       <w:r>
         <w:t xml:space="preserve"> </w:t>

--- a/README.docx
+++ b/README.docx
@@ -2,7 +2,7 @@
 <file path=word/document.xml><?xml version="1.0" encoding="utf-8"?>
 <w:document xmlns:w="http://schemas.openxmlformats.org/wordprocessingml/2006/main" xmlns:m="http://schemas.openxmlformats.org/officeDocument/2006/math" xmlns:r="http://schemas.openxmlformats.org/officeDocument/2006/relationships" xmlns:o="urn:schemas-microsoft-com:office:office" xmlns:v="urn:schemas-microsoft-com:vml" xmlns:w10="urn:schemas-microsoft-com:office:word" xmlns:a="http://schemas.openxmlformats.org/drawingml/2006/main" xmlns:pic="http://schemas.openxmlformats.org/drawingml/2006/picture" xmlns:wp="http://schemas.openxmlformats.org/drawingml/2006/wordprocessingDrawing">
   <w:body>
-    <w:bookmarkStart w:id="37" w:name="llm-agent-创造力机制-科研过程数据包"/>
+    <w:bookmarkStart w:id="38" w:name="llm-agent-创造力机制-科研过程数据包"/>
     <w:p>
       <w:pPr>
         <w:pStyle w:val="Heading1"/>
@@ -984,16 +984,146 @@
       </w:r>
     </w:p>
     <w:bookmarkEnd w:id="22"/>
-    <w:bookmarkStart w:id="26" w:name="三种用法"/>
+    <w:bookmarkStart w:id="23" w:name="怎么取这份数据"/>
     <w:p>
       <w:pPr>
         <w:pStyle w:val="Heading2"/>
       </w:pPr>
       <w:r>
+        <w:t xml:space="preserve">怎么取这份数据</w:t>
+      </w:r>
+    </w:p>
+    <w:p>
+      <w:pPr>
+        <w:pStyle w:val="SourceCode"/>
+      </w:pPr>
+      <w:r>
+        <w:rPr>
+          <w:rStyle w:val="FunctionTok"/>
+        </w:rPr>
+        <w:t xml:space="preserve">git</w:t>
+      </w:r>
+      <w:r>
+        <w:rPr>
+          <w:rStyle w:val="NormalTok"/>
+        </w:rPr>
+        <w:t xml:space="preserve"> clone https://github.com/lixvanran/llm-creativity-mechanism-papers.git</w:t>
+      </w:r>
+    </w:p>
+    <w:p>
+      <w:pPr>
+        <w:pStyle w:val="FirstParagraph"/>
+      </w:pPr>
+      <w:r>
+        <w:rPr>
+          <w:rStyle w:val="VerbatimChar"/>
+        </w:rPr>
+        <w:t xml:space="preserve">data/readings.jsonl</w:t>
+      </w:r>
+      <w:r>
+        <w:t xml:space="preserve"> </w:t>
+      </w:r>
+      <w:r>
+        <w:t xml:space="preserve">约 1.1 MB，</w:t>
+      </w:r>
+      <w:r>
+        <w:rPr>
+          <w:bCs/>
+          <w:b/>
+        </w:rPr>
+        <w:t xml:space="preserve">超过 GitHub contents API 的 1 MB 内联上限</w:t>
+      </w:r>
+      <w:r>
+        <w:t xml:space="preserve">：</w:t>
+      </w:r>
+      <w:r>
+        <w:t xml:space="preserve"> </w:t>
+      </w:r>
+      <w:r>
+        <w:t xml:space="preserve">只想取单个小文件用</w:t>
+      </w:r>
+      <w:r>
+        <w:t xml:space="preserve"> </w:t>
+      </w:r>
+      <w:r>
+        <w:rPr>
+          <w:rStyle w:val="VerbatimChar"/>
+        </w:rPr>
+        <w:t xml:space="preserve">contents</w:t>
+      </w:r>
+      <w:r>
+        <w:t xml:space="preserve"> </w:t>
+      </w:r>
+      <w:r>
+        <w:t xml:space="preserve">API；取大文件用</w:t>
+      </w:r>
+      <w:r>
+        <w:t xml:space="preserve"> </w:t>
+      </w:r>
+      <w:r>
+        <w:rPr>
+          <w:rStyle w:val="VerbatimChar"/>
+        </w:rPr>
+        <w:t xml:space="preserve">GET /git/blobs/&lt;blob sha&gt;</w:t>
+      </w:r>
+      <w:r>
+        <w:t xml:space="preserve"> </w:t>
+      </w:r>
+      <w:r>
+        <w:t xml:space="preserve">（带</w:t>
+      </w:r>
+      <w:r>
+        <w:t xml:space="preserve"> </w:t>
+      </w:r>
+      <w:r>
+        <w:rPr>
+          <w:rStyle w:val="VerbatimChar"/>
+        </w:rPr>
+        <w:t xml:space="preserve">Accept: application/vnd.github.raw</w:t>
+      </w:r>
+      <w:r>
+        <w:t xml:space="preserve">）或直接 clone。</w:t>
+      </w:r>
+      <w:r>
+        <w:t xml:space="preserve"> </w:t>
+      </w:r>
+      <w:r>
+        <w:t xml:space="preserve">受限网络下</w:t>
+      </w:r>
+      <w:r>
+        <w:t xml:space="preserve"> </w:t>
+      </w:r>
+      <w:r>
+        <w:rPr>
+          <w:rStyle w:val="VerbatimChar"/>
+        </w:rPr>
+        <w:t xml:space="preserve">raw.githubusercontent.com</w:t>
+      </w:r>
+      <w:r>
+        <w:t xml:space="preserve"> </w:t>
+      </w:r>
+      <w:r>
+        <w:t xml:space="preserve">可能不可达 —— 走 API 或 clone。</w:t>
+      </w:r>
+    </w:p>
+    <w:p>
+      <w:r>
+        <w:pict>
+          <v:rect style="width:0;height:1.5pt" o:hralign="center" o:hrstd="t" o:hr="t"/>
+        </w:pict>
+      </w:r>
+    </w:p>
+    <w:bookmarkEnd w:id="23"/>
+    <w:bookmarkStart w:id="27" w:name="三种用法"/>
+    <w:p>
+      <w:pPr>
+        <w:pStyle w:val="Heading2"/>
+      </w:pPr>
+      <w:r>
         <w:t xml:space="preserve">三种用法</w:t>
       </w:r>
     </w:p>
-    <w:bookmarkStart w:id="23" w:name="跑判据验证这份数据自洽"/>
+    <w:bookmarkStart w:id="24" w:name="跑判据验证这份数据自洽"/>
     <w:p>
       <w:pPr>
         <w:pStyle w:val="Heading3"/>
@@ -1061,8 +1191,8 @@
         <w:t xml:space="preserve">--negative</w:t>
       </w:r>
     </w:p>
-    <w:bookmarkEnd w:id="23"/>
-    <w:bookmarkStart w:id="24" w:name="复算读数"/>
+    <w:bookmarkEnd w:id="24"/>
+    <w:bookmarkStart w:id="25" w:name="复算读数"/>
     <w:p>
       <w:pPr>
         <w:pStyle w:val="Heading3"/>
@@ -1277,8 +1407,8 @@
         <w:t xml:space="preserve">]</w:t>
       </w:r>
     </w:p>
-    <w:bookmarkEnd w:id="24"/>
-    <w:bookmarkStart w:id="25" w:name="查某个读数从哪来"/>
+    <w:bookmarkEnd w:id="25"/>
+    <w:bookmarkStart w:id="26" w:name="查某个读数从哪来"/>
     <w:p>
       <w:pPr>
         <w:pStyle w:val="Heading3"/>
@@ -1509,9 +1639,9 @@
         </w:pict>
       </w:r>
     </w:p>
-    <w:bookmarkEnd w:id="25"/>
     <w:bookmarkEnd w:id="26"/>
-    <w:bookmarkStart w:id="28" w:name="数据集索引"/>
+    <w:bookmarkEnd w:id="27"/>
+    <w:bookmarkStart w:id="29" w:name="数据集索引"/>
     <w:p>
       <w:pPr>
         <w:pStyle w:val="Heading2"/>
@@ -1972,7 +2102,7 @@
       <w:r>
         <w:t xml:space="preserve"> </w:t>
       </w:r>
-      <w:hyperlink r:id="rId27">
+      <w:hyperlink r:id="rId28">
         <w:r>
           <w:rPr>
             <w:rStyle w:val="Hyperlink"/>
@@ -1991,8 +2121,8 @@
         </w:pict>
       </w:r>
     </w:p>
-    <w:bookmarkEnd w:id="28"/>
-    <w:bookmarkStart w:id="29" w:name="叙述层五篇结论文档-过程记录不是投稿件"/>
+    <w:bookmarkEnd w:id="29"/>
+    <w:bookmarkStart w:id="30" w:name="叙述层五篇结论文档-过程记录不是投稿件"/>
     <w:p>
       <w:pPr>
         <w:pStyle w:val="Heading2"/>
@@ -2507,8 +2637,8 @@
         </w:pict>
       </w:r>
     </w:p>
-    <w:bookmarkEnd w:id="29"/>
-    <w:bookmarkStart w:id="30" w:name="三条必须一起讲的限定"/>
+    <w:bookmarkEnd w:id="30"/>
+    <w:bookmarkStart w:id="31" w:name="三条必须一起讲的限定"/>
     <w:p>
       <w:pPr>
         <w:pStyle w:val="Heading2"/>
@@ -2731,8 +2861,8 @@
         </w:pict>
       </w:r>
     </w:p>
-    <w:bookmarkEnd w:id="30"/>
-    <w:bookmarkStart w:id="31" w:name="证据四档对外一律按这四档说"/>
+    <w:bookmarkEnd w:id="31"/>
+    <w:bookmarkStart w:id="32" w:name="证据四档对外一律按这四档说"/>
     <w:p>
       <w:pPr>
         <w:pStyle w:val="Heading2"/>
@@ -3028,8 +3158,8 @@
         </w:pict>
       </w:r>
     </w:p>
-    <w:bookmarkEnd w:id="31"/>
-    <w:bookmarkStart w:id="32" w:name="复现与核验"/>
+    <w:bookmarkEnd w:id="32"/>
+    <w:bookmarkStart w:id="33" w:name="复现与核验"/>
     <w:p>
       <w:pPr>
         <w:pStyle w:val="Heading2"/>
@@ -3348,8 +3478,8 @@
         </w:pict>
       </w:r>
     </w:p>
-    <w:bookmarkEnd w:id="32"/>
-    <w:bookmarkStart w:id="33" w:name="本仓的诚实边界"/>
+    <w:bookmarkEnd w:id="33"/>
+    <w:bookmarkStart w:id="34" w:name="本仓的诚实边界"/>
     <w:p>
       <w:pPr>
         <w:pStyle w:val="Heading2"/>
@@ -3848,8 +3978,8 @@
         </w:pict>
       </w:r>
     </w:p>
-    <w:bookmarkEnd w:id="33"/>
-    <w:bookmarkStart w:id="34" w:name="引用"/>
+    <w:bookmarkEnd w:id="34"/>
+    <w:bookmarkStart w:id="35" w:name="引用"/>
     <w:p>
       <w:pPr>
         <w:pStyle w:val="Heading2"/>
@@ -4015,8 +4145,8 @@
         <w:t xml:space="preserve">——那不是免责声明，是结论的一部分。</w:t>
       </w:r>
     </w:p>
-    <w:bookmarkEnd w:id="34"/>
-    <w:bookmarkStart w:id="36" w:name="license"/>
+    <w:bookmarkEnd w:id="35"/>
+    <w:bookmarkStart w:id="37" w:name="license"/>
     <w:p>
       <w:pPr>
         <w:pStyle w:val="Heading2"/>
@@ -4035,7 +4165,7 @@
       <w:r>
         <w:t xml:space="preserve"> </w:t>
       </w:r>
-      <w:hyperlink r:id="rId35">
+      <w:hyperlink r:id="rId36">
         <w:r>
           <w:rPr>
             <w:rStyle w:val="Hyperlink"/>
@@ -4047,8 +4177,8 @@
         <w:t xml:space="preserve">。</w:t>
       </w:r>
     </w:p>
-    <w:bookmarkEnd w:id="36"/>
     <w:bookmarkEnd w:id="37"/>
+    <w:bookmarkEnd w:id="38"/>
     <w:sectPr/>
   </w:body>
 </w:document>
